--- a/Francais-ete/Fiche_de_lecture_-_Chronique_de_la_derive_douce_2024.docx
+++ b/Francais-ete/Fiche_de_lecture_-_Chronique_de_la_derive_douce_2024.docx
@@ -59,164 +59,6 @@
         </w:rPr>
       </w:pPr>
     </w:p>
-    <w:p>
-      <w:pPr>
-        <w:jc w:val="both"/>
-        <w:rPr>
-          <w:rFonts w:ascii="Cambria" w:hAnsi="Cambria"/>
-        </w:rPr>
-      </w:pPr>
-      <w:r>
-        <w:rPr>
-          <w:rFonts w:ascii="Cambria" w:hAnsi="Cambria"/>
-          <w:b/>
-        </w:rPr>
-        <w:t>Cette fiche doit obligatoirement être complétée, imprimée et remise en classe le vendredi 14 juin, faute de quoi l’élève se pourrait voir refuser l’accès aux cours suivants.</w:t>
-      </w:r>
-      <w:r>
-        <w:rPr>
-          <w:rFonts w:ascii="Cambria" w:hAnsi="Cambria"/>
-        </w:rPr>
-        <w:t xml:space="preserve"> Les fautes ne seront pas comptabilisées : assurez-vous néanmoins que tout soit clair pour vous, </w:t>
-      </w:r>
-      <w:proofErr w:type="gramStart"/>
-      <w:r>
-        <w:rPr>
-          <w:rFonts w:ascii="Cambria" w:hAnsi="Cambria"/>
-        </w:rPr>
-        <w:t>de façon à ce</w:t>
-      </w:r>
-      <w:proofErr w:type="gramEnd"/>
-      <w:r>
-        <w:rPr>
-          <w:rFonts w:ascii="Cambria" w:hAnsi="Cambria"/>
-        </w:rPr>
-        <w:t xml:space="preserve"> que vous puissiez la réutiliser lors de futurs ateliers.</w:t>
-      </w:r>
-    </w:p>
-    <w:p>
-      <w:pPr>
-        <w:jc w:val="both"/>
-        <w:rPr>
-          <w:rFonts w:ascii="Cambria" w:hAnsi="Cambria"/>
-        </w:rPr>
-      </w:pPr>
-    </w:p>
-    <w:p>
-      <w:pPr>
-        <w:ind w:left="1416" w:hanging="1416"/>
-        <w:jc w:val="both"/>
-        <w:rPr>
-          <w:rFonts w:ascii="Cambria" w:hAnsi="Cambria"/>
-        </w:rPr>
-      </w:pPr>
-      <w:r>
-        <w:rPr>
-          <w:rFonts w:ascii="Cambria" w:hAnsi="Cambria"/>
-          <w:b/>
-        </w:rPr>
-        <w:t xml:space="preserve">Consigne : </w:t>
-      </w:r>
-      <w:r>
-        <w:rPr>
-          <w:rFonts w:ascii="Cambria" w:hAnsi="Cambria"/>
-        </w:rPr>
-        <w:t xml:space="preserve"> </w:t>
-      </w:r>
-      <w:r>
-        <w:rPr>
-          <w:rFonts w:ascii="Cambria" w:hAnsi="Cambria"/>
-        </w:rPr>
-        <w:tab/>
-        <w:t>- Remplissez chaque case par ordinateur en utilisant minimum 2 éléments par mot-clé, ainsi que les pages qui prouvent ces éléments dans le texte</w:t>
-      </w:r>
-    </w:p>
-    <w:p>
-      <w:pPr>
-        <w:jc w:val="both"/>
-        <w:rPr>
-          <w:rFonts w:ascii="Cambria" w:hAnsi="Cambria"/>
-        </w:rPr>
-      </w:pPr>
-      <w:r>
-        <w:rPr>
-          <w:rFonts w:ascii="Cambria" w:hAnsi="Cambria"/>
-        </w:rPr>
-        <w:tab/>
-      </w:r>
-      <w:r>
-        <w:rPr>
-          <w:rFonts w:ascii="Cambria" w:hAnsi="Cambria"/>
-        </w:rPr>
-        <w:tab/>
-        <w:t>- Les cases qui contiennent moins de 2 éléments différents seront pénalisées</w:t>
-      </w:r>
-    </w:p>
-    <w:p>
-      <w:pPr>
-        <w:ind w:left="1416"/>
-        <w:jc w:val="both"/>
-        <w:rPr>
-          <w:rFonts w:ascii="Cambria" w:hAnsi="Cambria"/>
-          <w:b/>
-          <w:bCs/>
-        </w:rPr>
-      </w:pPr>
-      <w:r>
-        <w:rPr>
-          <w:rFonts w:ascii="Cambria" w:hAnsi="Cambria"/>
-        </w:rPr>
-        <w:t xml:space="preserve">- </w:t>
-      </w:r>
-      <w:r>
-        <w:rPr>
-          <w:rFonts w:ascii="Cambria" w:hAnsi="Cambria"/>
-          <w:b/>
-          <w:bCs/>
-        </w:rPr>
-        <w:t>Fiche individuelle</w:t>
-      </w:r>
-      <w:r>
-        <w:rPr>
-          <w:rFonts w:ascii="Cambria" w:hAnsi="Cambria"/>
-        </w:rPr>
-        <w:t xml:space="preserve"> : tout travail réalisé en équipe sera considéré comme du </w:t>
-      </w:r>
-      <w:r>
-        <w:rPr>
-          <w:rFonts w:ascii="Cambria" w:hAnsi="Cambria"/>
-          <w:b/>
-          <w:bCs/>
-        </w:rPr>
-        <w:t>plagiat.</w:t>
-      </w:r>
-    </w:p>
-    <w:p>
-      <w:pPr>
-        <w:ind w:left="1416"/>
-        <w:jc w:val="both"/>
-        <w:rPr>
-          <w:rFonts w:ascii="Cambria" w:hAnsi="Cambria"/>
-          <w:i/>
-          <w:iCs/>
-        </w:rPr>
-      </w:pPr>
-      <w:r>
-        <w:rPr>
-          <w:rFonts w:ascii="Cambria" w:hAnsi="Cambria"/>
-          <w:i/>
-          <w:iCs/>
-        </w:rPr>
-        <w:t>- Les élèves dont la fiche est insatisfaisante pourraient devoir compléter un travail additionnel pour prouver qu’ils ont bien lu l’œuvre.</w:t>
-      </w:r>
-    </w:p>
-    <w:p>
-      <w:pPr>
-        <w:rPr>
-          <w:rFonts w:ascii="Cambria" w:hAnsi="Cambria"/>
-        </w:rPr>
-      </w:pPr>
-    </w:p>
     <w:tbl>
       <w:tblPr>
         <w:tblW w:w="9351" w:type="dxa"/>
@@ -347,52 +189,52 @@
           </w:tcPr>
           <w:p>
             <w:pPr>
-              <w:widowControl w:val="0"/>
-              <w:rPr>
-                <w:rFonts w:ascii="Cambria" w:hAnsi="Cambria"/>
-              </w:rPr>
-            </w:pPr>
-            <w:r>
-              <w:rPr>
-                <w:rFonts w:ascii="Cambria" w:hAnsi="Cambria"/>
-              </w:rPr>
-              <w:t>-</w:t>
-            </w:r>
-            <w:r>
-              <w:rPr>
-                <w:rFonts w:ascii="Inter var;ui-sans-serif;system-" w:hAnsi="Inter var;ui-sans-serif;system-"/>
-                <w:color w:val="000000"/>
-                <w:sz w:val="24"/>
+              <w:rPr>
+                <w:rFonts w:asciiTheme="minorHAnsi" w:hAnsiTheme="minorHAnsi" w:cstheme="minorHAnsi"/>
+                <w:sz w:val="16"/>
+                <w:szCs w:val="16"/>
+              </w:rPr>
+            </w:pPr>
+            <w:r>
+              <w:rPr>
+                <w:rFonts w:asciiTheme="minorHAnsi" w:hAnsiTheme="minorHAnsi" w:cstheme="minorHAnsi"/>
+                <w:sz w:val="16"/>
+                <w:szCs w:val="16"/>
+              </w:rPr>
+              <w:t>-</w:t>
+            </w:r>
+            <w:r>
+              <w:rPr>
+                <w:rFonts w:asciiTheme="minorHAnsi" w:hAnsiTheme="minorHAnsi" w:cstheme="minorHAnsi"/>
+                <w:sz w:val="16"/>
+                <w:szCs w:val="16"/>
+              </w:rPr>
+              <w:t xml:space="preserve">Ce passage </w:t>
+            </w:r>
+            <w:r>
+              <w:rPr>
+                <w:rFonts w:asciiTheme="minorHAnsi" w:hAnsiTheme="minorHAnsi" w:cstheme="minorHAnsi"/>
+                <w:sz w:val="16"/>
+                <w:szCs w:val="16"/>
               </w:rPr>
               <w:t>met en lumière la différence entre les luttes quotidiennes en Haïti et celles dans le pays d'accueil. En Haïti, la lutte contre la dictature est primordiale, tandis que dans le pays d'accueil, les conflits sont plus personnels et relationnels.</w:t>
             </w:r>
           </w:p>
           <w:p>
             <w:pPr>
-              <w:widowControl w:val="0"/>
-              <w:rPr>
-                <w:rFonts w:ascii="Cambria" w:hAnsi="Cambria"/>
-              </w:rPr>
-            </w:pPr>
-            <w:r>
-              <w:rPr>
-                <w:rFonts w:ascii="Cambria" w:hAnsi="Cambria"/>
-              </w:rPr>
-              <w:t>-</w:t>
-            </w:r>
-            <w:r>
-              <w:rPr>
-                <w:color w:val="000000"/>
-              </w:rPr>
-              <w:t> </w:t>
-            </w:r>
-            <w:r>
-              <w:rPr>
-                <w:rFonts w:ascii="Inter var;ui-sans-serif;system-" w:hAnsi="Inter var;ui-sans-serif;system-"/>
-                <w:color w:val="000000"/>
-                <w:sz w:val="24"/>
-              </w:rPr>
-              <w:t>Ce passage souligne que la dictature ne prive pas seulement les gens de leurs besoins fondamentaux comme la nourriture et la liberté, mais aussi de leur intimité et de leur sexualité.</w:t>
+              <w:rPr>
+                <w:rFonts w:asciiTheme="minorHAnsi" w:hAnsiTheme="minorHAnsi" w:cstheme="minorHAnsi"/>
+                <w:sz w:val="16"/>
+                <w:szCs w:val="16"/>
+              </w:rPr>
+            </w:pPr>
+            <w:r>
+              <w:rPr>
+                <w:rFonts w:asciiTheme="minorHAnsi" w:hAnsiTheme="minorHAnsi" w:cstheme="minorHAnsi"/>
+                <w:sz w:val="16"/>
+                <w:szCs w:val="16"/>
+              </w:rPr>
+              <w:t>- Ce passage souligne que la dictature ne prive pas seulement les gens de leurs besoins fondamentaux comme la nourriture et la liberté, mais aussi de leur intimité et de leur sexualité.</w:t>
             </w:r>
           </w:p>
         </w:tc>
@@ -476,46 +318,84 @@
           </w:tcPr>
           <w:p>
             <w:pPr>
-              <w:widowControl w:val="0"/>
-              <w:rPr>
-                <w:rFonts w:ascii="Cambria" w:hAnsi="Cambria"/>
-              </w:rPr>
-            </w:pPr>
-            <w:r>
-              <w:rPr>
-                <w:rFonts w:ascii="Cambria" w:hAnsi="Cambria"/>
-              </w:rPr>
-              <w:t>-M</w:t>
-            </w:r>
-            <w:r>
-              <w:rPr>
-                <w:rFonts w:ascii="Inter var;ui-sans-serif;system-" w:hAnsi="Inter var;ui-sans-serif;system-"/>
-                <w:color w:val="000000"/>
-                <w:sz w:val="24"/>
+              <w:rPr>
+                <w:rFonts w:asciiTheme="minorHAnsi" w:hAnsiTheme="minorHAnsi" w:cstheme="minorHAnsi"/>
+                <w:sz w:val="16"/>
+                <w:szCs w:val="16"/>
+              </w:rPr>
+            </w:pPr>
+            <w:r>
+              <w:rPr>
+                <w:rFonts w:asciiTheme="minorHAnsi" w:hAnsiTheme="minorHAnsi" w:cstheme="minorHAnsi"/>
+                <w:sz w:val="16"/>
+                <w:szCs w:val="16"/>
+              </w:rPr>
+              <w:t>-</w:t>
+            </w:r>
+            <w:r>
+              <w:rPr>
+                <w:rFonts w:asciiTheme="minorHAnsi" w:hAnsiTheme="minorHAnsi" w:cstheme="minorHAnsi"/>
+                <w:sz w:val="16"/>
+                <w:szCs w:val="16"/>
+              </w:rPr>
+              <w:t>Ce passage m</w:t>
+            </w:r>
+            <w:r>
+              <w:rPr>
+                <w:rFonts w:asciiTheme="minorHAnsi" w:hAnsiTheme="minorHAnsi" w:cstheme="minorHAnsi"/>
+                <w:sz w:val="16"/>
+                <w:szCs w:val="16"/>
               </w:rPr>
               <w:t>et en évidence la rue Saint-Laurent comme une frontière symbolique entre deux cultures et langues dans la ville.</w:t>
             </w:r>
           </w:p>
           <w:p>
             <w:pPr>
-              <w:widowControl w:val="0"/>
-              <w:rPr>
-                <w:rFonts w:ascii="Cambria" w:hAnsi="Cambria"/>
-              </w:rPr>
-            </w:pPr>
-            <w:r>
-              <w:rPr>
-                <w:rFonts w:ascii="Cambria" w:hAnsi="Cambria"/>
-              </w:rPr>
-              <w:t>-</w:t>
-            </w:r>
-            <w:r>
-              <w:rPr>
-                <w:rFonts w:ascii="Inter var;ui-sans-serif;system-" w:hAnsi="Inter var;ui-sans-serif;system-"/>
-                <w:color w:val="000000"/>
-                <w:sz w:val="24"/>
-              </w:rPr>
-              <w:t>mentionne pas directement la rue Saint-Laurent, il se situe dans le contexte de la ville où la rue Saint-Laurent joue un rôle central. La rue Saint-Laurent est souvent un point de repère pour les événements et les interactions sociales dans la ville</w:t>
+              <w:rPr>
+                <w:rFonts w:asciiTheme="minorHAnsi" w:hAnsiTheme="minorHAnsi" w:cstheme="minorHAnsi"/>
+                <w:sz w:val="16"/>
+                <w:szCs w:val="16"/>
+              </w:rPr>
+            </w:pPr>
+            <w:r>
+              <w:rPr>
+                <w:rFonts w:asciiTheme="minorHAnsi" w:hAnsiTheme="minorHAnsi" w:cstheme="minorHAnsi"/>
+                <w:sz w:val="16"/>
+                <w:szCs w:val="16"/>
+              </w:rPr>
+              <w:t>-</w:t>
+            </w:r>
+            <w:r>
+              <w:rPr>
+                <w:rFonts w:asciiTheme="minorHAnsi" w:hAnsiTheme="minorHAnsi" w:cstheme="minorHAnsi"/>
+                <w:sz w:val="16"/>
+                <w:szCs w:val="16"/>
+              </w:rPr>
+              <w:t xml:space="preserve">Ce </w:t>
+            </w:r>
+            <w:r>
+              <w:rPr>
+                <w:rFonts w:asciiTheme="minorHAnsi" w:hAnsiTheme="minorHAnsi" w:cstheme="minorHAnsi"/>
+                <w:sz w:val="16"/>
+                <w:szCs w:val="16"/>
+              </w:rPr>
+              <w:t xml:space="preserve">passage </w:t>
+            </w:r>
+            <w:r>
+              <w:rPr>
+                <w:rFonts w:asciiTheme="minorHAnsi" w:hAnsiTheme="minorHAnsi" w:cstheme="minorHAnsi"/>
+                <w:sz w:val="16"/>
+                <w:szCs w:val="16"/>
+              </w:rPr>
+              <w:t>ne mentionne pas</w:t>
+            </w:r>
+            <w:r>
+              <w:rPr>
+                <w:rFonts w:asciiTheme="minorHAnsi" w:hAnsiTheme="minorHAnsi" w:cstheme="minorHAnsi"/>
+                <w:sz w:val="16"/>
+                <w:szCs w:val="16"/>
+              </w:rPr>
+              <w:t xml:space="preserve"> directement la rue Saint-Laurent, il se situe dans le contexte de la ville où la rue Saint-Laurent joue un rôle central. La rue Saint-Laurent est souvent un point de repère pour les événements et les interactions sociales dans la ville</w:t>
             </w:r>
           </w:p>
         </w:tc>
@@ -601,46 +481,36 @@
           </w:tcPr>
           <w:p>
             <w:pPr>
-              <w:widowControl w:val="0"/>
-              <w:rPr>
-                <w:rFonts w:ascii="Cambria" w:hAnsi="Cambria"/>
-              </w:rPr>
-            </w:pPr>
-            <w:r>
-              <w:rPr>
-                <w:rFonts w:ascii="Cambria" w:hAnsi="Cambria"/>
-              </w:rPr>
-              <w:t>-</w:t>
-            </w:r>
-            <w:r>
-              <w:rPr>
-                <w:rFonts w:ascii="Inter var;ui-sans-serif;system-" w:hAnsi="Inter var;ui-sans-serif;system-"/>
-                <w:color w:val="000000"/>
-                <w:sz w:val="24"/>
-              </w:rPr>
-              <w:t>Ce passage montre que les pigeons sont une partie intégrante de la vie urbaine, symbolisant la coexistence des différents éléments de la ville</w:t>
-            </w:r>
-          </w:p>
-          <w:p>
-            <w:pPr>
-              <w:widowControl w:val="0"/>
-              <w:rPr>
-                <w:rFonts w:ascii="Cambria" w:hAnsi="Cambria"/>
-              </w:rPr>
-            </w:pPr>
-            <w:r>
-              <w:rPr>
-                <w:rFonts w:ascii="Cambria" w:hAnsi="Cambria"/>
-              </w:rPr>
-              <w:t>-</w:t>
-            </w:r>
-            <w:r>
-              <w:rPr>
-                <w:rFonts w:ascii="Inter var;ui-sans-serif;system-" w:hAnsi="Inter var;ui-sans-serif;system-"/>
-                <w:color w:val="000000"/>
-                <w:sz w:val="24"/>
-              </w:rPr>
-              <w:t>Ce passage met en lumière l'importance du pigeon comme source de nourriture pour les personnages du roman</w:t>
+              <w:rPr>
+                <w:rFonts w:asciiTheme="minorHAnsi" w:hAnsiTheme="minorHAnsi" w:cstheme="minorHAnsi"/>
+                <w:sz w:val="16"/>
+                <w:szCs w:val="16"/>
+              </w:rPr>
+            </w:pPr>
+            <w:r>
+              <w:rPr>
+                <w:rFonts w:asciiTheme="minorHAnsi" w:hAnsiTheme="minorHAnsi" w:cstheme="minorHAnsi"/>
+                <w:sz w:val="16"/>
+                <w:szCs w:val="16"/>
+              </w:rPr>
+              <w:t>-Ce passage montre que les pigeons sont une partie intégrante de la vie urbaine, symbolisant la coexistence des différents éléments de la ville</w:t>
+            </w:r>
+          </w:p>
+          <w:p>
+            <w:pPr>
+              <w:rPr>
+                <w:rFonts w:asciiTheme="minorHAnsi" w:hAnsiTheme="minorHAnsi" w:cstheme="minorHAnsi"/>
+                <w:sz w:val="16"/>
+                <w:szCs w:val="16"/>
+              </w:rPr>
+            </w:pPr>
+            <w:r>
+              <w:rPr>
+                <w:rFonts w:asciiTheme="minorHAnsi" w:hAnsiTheme="minorHAnsi" w:cstheme="minorHAnsi"/>
+                <w:sz w:val="16"/>
+                <w:szCs w:val="16"/>
+              </w:rPr>
+              <w:t>-Ce passage met en lumière l'importance du pigeon comme source de nourriture pour les personnages du roman</w:t>
             </w:r>
           </w:p>
         </w:tc>
@@ -724,52 +594,36 @@
           </w:tcPr>
           <w:p>
             <w:pPr>
-              <w:widowControl w:val="0"/>
-              <w:rPr>
-                <w:rFonts w:ascii="Cambria" w:hAnsi="Cambria"/>
-              </w:rPr>
-            </w:pPr>
-            <w:r>
-              <w:rPr>
-                <w:rFonts w:ascii="Cambria" w:hAnsi="Cambria"/>
-              </w:rPr>
-              <w:t>-</w:t>
-            </w:r>
-            <w:r>
-              <w:rPr>
-                <w:color w:val="000000"/>
-              </w:rPr>
-              <w:t> </w:t>
-            </w:r>
-            <w:r>
-              <w:rPr>
-                <w:rFonts w:ascii="Inter var;ui-sans-serif;system-" w:hAnsi="Inter var;ui-sans-serif;system-"/>
-                <w:color w:val="000000"/>
-                <w:sz w:val="24"/>
-              </w:rPr>
-              <w:t>Ce passage met en lumière les différences culturelles et sociales entre Port-au-Prince et Montréal. </w:t>
-            </w:r>
-          </w:p>
-          <w:p>
-            <w:pPr>
-              <w:widowControl w:val="0"/>
-              <w:rPr>
-                <w:rFonts w:ascii="Cambria" w:hAnsi="Cambria"/>
-              </w:rPr>
-            </w:pPr>
-            <w:r>
-              <w:rPr>
-                <w:rFonts w:ascii="Cambria" w:hAnsi="Cambria"/>
-              </w:rPr>
-              <w:t>-</w:t>
-            </w:r>
-            <w:r>
-              <w:rPr>
-                <w:rFonts w:ascii="Inter var;ui-sans-serif;system-" w:hAnsi="Inter var;ui-sans-serif;system-"/>
-                <w:color w:val="000000"/>
-                <w:sz w:val="24"/>
-              </w:rPr>
-              <w:t>Ce passage montre la nostalgie et le lien émotionnel fort que le narrateur entretient avec Port-au-Prince.</w:t>
+              <w:rPr>
+                <w:rFonts w:asciiTheme="minorHAnsi" w:hAnsiTheme="minorHAnsi" w:cstheme="minorHAnsi"/>
+                <w:sz w:val="16"/>
+                <w:szCs w:val="16"/>
+              </w:rPr>
+            </w:pPr>
+            <w:r>
+              <w:rPr>
+                <w:rFonts w:asciiTheme="minorHAnsi" w:hAnsiTheme="minorHAnsi" w:cstheme="minorHAnsi"/>
+                <w:sz w:val="16"/>
+                <w:szCs w:val="16"/>
+              </w:rPr>
+              <w:t>- Ce passage met en lumière les différences culturelles et sociales entre Port-au-Prince et Montréal. </w:t>
+            </w:r>
+          </w:p>
+          <w:p>
+            <w:pPr>
+              <w:rPr>
+                <w:rFonts w:asciiTheme="minorHAnsi" w:hAnsiTheme="minorHAnsi" w:cstheme="minorHAnsi"/>
+                <w:sz w:val="16"/>
+                <w:szCs w:val="16"/>
+              </w:rPr>
+            </w:pPr>
+            <w:r>
+              <w:rPr>
+                <w:rFonts w:asciiTheme="minorHAnsi" w:hAnsiTheme="minorHAnsi" w:cstheme="minorHAnsi"/>
+                <w:sz w:val="16"/>
+                <w:szCs w:val="16"/>
+              </w:rPr>
+              <w:t>-Ce passage montre la nostalgie et le lien émotionnel fort que le narrateur entretient avec Port-au-Prince.</w:t>
             </w:r>
           </w:p>
         </w:tc>
@@ -853,54 +707,36 @@
           </w:tcPr>
           <w:p>
             <w:pPr>
-              <w:widowControl w:val="0"/>
-              <w:rPr>
-                <w:rFonts w:ascii="Cambria" w:hAnsi="Cambria"/>
-              </w:rPr>
-            </w:pPr>
-            <w:r>
-              <w:rPr>
-                <w:rFonts w:ascii="Cambria" w:hAnsi="Cambria"/>
-              </w:rPr>
-              <w:t>-C</w:t>
-            </w:r>
-            <w:r>
-              <w:rPr>
-                <w:rFonts w:ascii="Cambria" w:hAnsi="Cambria"/>
-                <w:color w:val="000000"/>
-                <w:sz w:val="24"/>
-              </w:rPr>
-              <w:t>e passage décrit le bar "50 Crémazie" comme un lieu de rencontre pour les immigrants, soulignant son rôle comme un espace social important pour les nouveaux arrivants. </w:t>
-            </w:r>
-          </w:p>
-          <w:p>
-            <w:pPr>
-              <w:widowControl w:val="0"/>
-              <w:rPr>
-                <w:rFonts w:ascii="Cambria" w:hAnsi="Cambria"/>
-              </w:rPr>
-            </w:pPr>
-            <w:r>
-              <w:rPr>
-                <w:rFonts w:ascii="Cambria" w:hAnsi="Cambria"/>
-              </w:rPr>
-              <w:t>-</w:t>
-            </w:r>
-            <w:r>
-              <w:rPr>
-                <w:rFonts w:ascii="Inter var;ui-sans-serif;system-" w:hAnsi="Inter var;ui-sans-serif;system-"/>
-                <w:color w:val="000000"/>
-                <w:sz w:val="24"/>
-              </w:rPr>
-              <w:t xml:space="preserve">ce passage ne mentionne pas directement "50 Crémazie", il évoque le </w:t>
-            </w:r>
-            <w:r>
-              <w:rPr>
-                <w:rFonts w:ascii="Inter var;ui-sans-serif;system-" w:hAnsi="Inter var;ui-sans-serif;system-"/>
-                <w:color w:val="000000"/>
-                <w:sz w:val="24"/>
-              </w:rPr>
-              <w:t>sentiment de nostalgie et de transition que le narrateur ressent en se remémorant ses premiers jours dans la ville. "50 Crémazie" est un lieu qui symbolise le début de son expérience en tant qu'immigrant</w:t>
+              <w:rPr>
+                <w:rFonts w:asciiTheme="minorHAnsi" w:hAnsiTheme="minorHAnsi" w:cstheme="minorHAnsi"/>
+                <w:sz w:val="16"/>
+                <w:szCs w:val="16"/>
+              </w:rPr>
+            </w:pPr>
+            <w:r>
+              <w:rPr>
+                <w:rFonts w:asciiTheme="minorHAnsi" w:hAnsiTheme="minorHAnsi" w:cstheme="minorHAnsi"/>
+                <w:sz w:val="16"/>
+                <w:szCs w:val="16"/>
+              </w:rPr>
+              <w:t>-Ce passage décrit le bar "50 Crémazie" comme un lieu de rencontre pour les immigrants, soulignant son rôle comme un espace social important pour les nouveaux arrivants. </w:t>
+            </w:r>
+          </w:p>
+          <w:p>
+            <w:pPr>
+              <w:rPr>
+                <w:rFonts w:asciiTheme="minorHAnsi" w:hAnsiTheme="minorHAnsi" w:cstheme="minorHAnsi"/>
+                <w:sz w:val="16"/>
+                <w:szCs w:val="16"/>
+              </w:rPr>
+            </w:pPr>
+            <w:r>
+              <w:rPr>
+                <w:rFonts w:asciiTheme="minorHAnsi" w:hAnsiTheme="minorHAnsi" w:cstheme="minorHAnsi"/>
+                <w:sz w:val="16"/>
+                <w:szCs w:val="16"/>
+              </w:rPr>
+              <w:t>-ce passage ne mentionne pas directement "50 Crémazie", il évoque le sentiment de nostalgie et de transition que le narrateur ressent en se remémorant ses premiers jours dans la ville. "50 Crémazie" est un lieu qui symbolise le début de son expérience en tant qu'immigrant</w:t>
             </w:r>
           </w:p>
         </w:tc>
@@ -986,55 +822,36 @@
           </w:tcPr>
           <w:p>
             <w:pPr>
-              <w:widowControl w:val="0"/>
-              <w:rPr>
-                <w:rFonts w:ascii="Cambria" w:hAnsi="Cambria"/>
-              </w:rPr>
-            </w:pPr>
-            <w:r>
-              <w:rPr>
-                <w:rFonts w:ascii="Cambria" w:hAnsi="Cambria"/>
-              </w:rPr>
-              <w:t>-</w:t>
-            </w:r>
-            <w:r>
-              <w:rPr>
-                <w:rFonts w:ascii="Inter var;ui-sans-serif;system-" w:hAnsi="Inter var;ui-sans-serif;system-"/>
-                <w:color w:val="000000"/>
-                <w:sz w:val="24"/>
-              </w:rPr>
-              <w:t xml:space="preserve">Ce passage montre que la langue créole est un élément central </w:t>
-            </w:r>
-            <w:r>
-              <w:rPr>
-                <w:rFonts w:ascii="Inter var;ui-sans-serif;system-" w:hAnsi="Inter var;ui-sans-serif;system-"/>
-                <w:color w:val="000000"/>
-                <w:sz w:val="24"/>
-              </w:rPr>
-              <w:lastRenderedPageBreak/>
-              <w:t>de l'identité et de la communauté du narrateur. Le fait que "tout le monde" parle créole dans cette ville crée un sentiment de familiarité et de connexion pour le narrateur</w:t>
-            </w:r>
-          </w:p>
-          <w:p>
-            <w:pPr>
-              <w:widowControl w:val="0"/>
-              <w:rPr>
-                <w:rFonts w:ascii="Cambria" w:hAnsi="Cambria"/>
-              </w:rPr>
-            </w:pPr>
-            <w:r>
-              <w:rPr>
-                <w:rFonts w:ascii="Cambria" w:hAnsi="Cambria"/>
-              </w:rPr>
-              <w:t>-</w:t>
-            </w:r>
-            <w:r>
-              <w:rPr>
-                <w:rFonts w:ascii="Inter var;ui-sans-serif;system-" w:hAnsi="Inter var;ui-sans-serif;system-"/>
-                <w:color w:val="000000"/>
-                <w:sz w:val="24"/>
-              </w:rPr>
-              <w:t>Ce passage met en lumière la langue créole comme un moyen de communication et de réconfort. La vieille femme chantant en créole représente un lien avec les racines culturelles du narrateur</w:t>
+              <w:rPr>
+                <w:rFonts w:asciiTheme="minorHAnsi" w:hAnsiTheme="minorHAnsi" w:cstheme="minorHAnsi"/>
+                <w:sz w:val="16"/>
+                <w:szCs w:val="16"/>
+              </w:rPr>
+            </w:pPr>
+            <w:r>
+              <w:rPr>
+                <w:rFonts w:asciiTheme="minorHAnsi" w:hAnsiTheme="minorHAnsi" w:cstheme="minorHAnsi"/>
+                <w:sz w:val="16"/>
+                <w:szCs w:val="16"/>
+              </w:rPr>
+              <w:t>-Ce passage montre que la langue créole est un élément central de l'identité et de la communauté du narrateur. Le fait que "tout le monde" parle créole dans cette ville crée un sentiment de familiarité et de connexion pour le narrateur</w:t>
+            </w:r>
+          </w:p>
+          <w:p>
+            <w:pPr>
+              <w:rPr>
+                <w:rFonts w:asciiTheme="minorHAnsi" w:hAnsiTheme="minorHAnsi" w:cstheme="minorHAnsi"/>
+                <w:sz w:val="16"/>
+                <w:szCs w:val="16"/>
+              </w:rPr>
+            </w:pPr>
+            <w:r>
+              <w:rPr>
+                <w:rFonts w:asciiTheme="minorHAnsi" w:hAnsiTheme="minorHAnsi" w:cstheme="minorHAnsi"/>
+                <w:sz w:val="16"/>
+                <w:szCs w:val="16"/>
+              </w:rPr>
+              <w:t>-Ce passage met en lumière la langue créole comme un moyen de communication et de réconfort. La vieille femme chantant en créole représente un lien avec les racines culturelles du narrateur</w:t>
             </w:r>
           </w:p>
         </w:tc>
@@ -1059,7 +876,6 @@
               <w:rPr>
                 <w:rFonts w:ascii="Cambria" w:hAnsi="Cambria"/>
               </w:rPr>
-              <w:lastRenderedPageBreak/>
               <w:t>-189</w:t>
             </w:r>
           </w:p>
@@ -1074,7 +890,6 @@
               <w:rPr>
                 <w:rFonts w:ascii="Cambria" w:hAnsi="Cambria"/>
               </w:rPr>
-              <w:lastRenderedPageBreak/>
               <w:t>-151</w:t>
             </w:r>
           </w:p>
@@ -1105,7 +920,6 @@
                 <w:rFonts w:ascii="Cambria" w:hAnsi="Cambria"/>
                 <w:sz w:val="16"/>
               </w:rPr>
-              <w:lastRenderedPageBreak/>
               <w:t>policier</w:t>
             </w:r>
             <w:proofErr w:type="gramEnd"/>
@@ -1123,46 +937,36 @@
           </w:tcPr>
           <w:p>
             <w:pPr>
-              <w:widowControl w:val="0"/>
-              <w:rPr>
-                <w:rFonts w:ascii="Cambria" w:hAnsi="Cambria"/>
-              </w:rPr>
-            </w:pPr>
-            <w:r>
-              <w:rPr>
-                <w:rFonts w:ascii="Cambria" w:hAnsi="Cambria"/>
-              </w:rPr>
-              <w:t>-</w:t>
-            </w:r>
-            <w:r>
-              <w:rPr>
-                <w:rFonts w:ascii="Inter var;ui-sans-serif;system-" w:hAnsi="Inter var;ui-sans-serif;system-"/>
-                <w:color w:val="000000"/>
-                <w:sz w:val="24"/>
-              </w:rPr>
-              <w:t>Ce passage met en lumière les expériences de discrimination et de profilage racial que le narrateur subit. Le policier représente l'autorité et le contrôle</w:t>
-            </w:r>
-          </w:p>
-          <w:p>
-            <w:pPr>
-              <w:widowControl w:val="0"/>
-              <w:rPr>
-                <w:rFonts w:ascii="Cambria" w:hAnsi="Cambria"/>
-              </w:rPr>
-            </w:pPr>
-            <w:r>
-              <w:rPr>
-                <w:rFonts w:ascii="Cambria" w:hAnsi="Cambria"/>
-              </w:rPr>
-              <w:t>-</w:t>
-            </w:r>
-            <w:r>
-              <w:rPr>
-                <w:rFonts w:ascii="Inter var;ui-sans-serif;system-" w:hAnsi="Inter var;ui-sans-serif;system-"/>
-                <w:color w:val="000000"/>
-                <w:sz w:val="24"/>
-              </w:rPr>
-              <w:t>Ce passage illustre la précarité et la vulnérabilité du narrateur. Le policier, en tant que figure d'autorité, représente une menace constante pour ceux qui vivent en marge de la société</w:t>
+              <w:rPr>
+                <w:rFonts w:asciiTheme="minorHAnsi" w:hAnsiTheme="minorHAnsi" w:cstheme="minorHAnsi"/>
+                <w:sz w:val="16"/>
+                <w:szCs w:val="16"/>
+              </w:rPr>
+            </w:pPr>
+            <w:r>
+              <w:rPr>
+                <w:rFonts w:asciiTheme="minorHAnsi" w:hAnsiTheme="minorHAnsi" w:cstheme="minorHAnsi"/>
+                <w:sz w:val="16"/>
+                <w:szCs w:val="16"/>
+              </w:rPr>
+              <w:t>-Ce passage met en lumière les expériences de discrimination et de profilage racial que le narrateur subit. Le policier représente l'autorité et le contrôle</w:t>
+            </w:r>
+          </w:p>
+          <w:p>
+            <w:pPr>
+              <w:rPr>
+                <w:rFonts w:asciiTheme="minorHAnsi" w:hAnsiTheme="minorHAnsi" w:cstheme="minorHAnsi"/>
+                <w:sz w:val="16"/>
+                <w:szCs w:val="16"/>
+              </w:rPr>
+            </w:pPr>
+            <w:r>
+              <w:rPr>
+                <w:rFonts w:asciiTheme="minorHAnsi" w:hAnsiTheme="minorHAnsi" w:cstheme="minorHAnsi"/>
+                <w:sz w:val="16"/>
+                <w:szCs w:val="16"/>
+              </w:rPr>
+              <w:t>-Ce passage illustre la précarité et la vulnérabilité du narrateur. Le policier, en tant que figure d'autorité, représente une menace constante pour ceux qui vivent en marge de la société</w:t>
             </w:r>
           </w:p>
         </w:tc>
@@ -1246,46 +1050,36 @@
           </w:tcPr>
           <w:p>
             <w:pPr>
-              <w:widowControl w:val="0"/>
-              <w:rPr>
-                <w:rFonts w:ascii="Cambria" w:hAnsi="Cambria"/>
-              </w:rPr>
-            </w:pPr>
-            <w:r>
-              <w:rPr>
-                <w:rFonts w:ascii="Cambria" w:hAnsi="Cambria"/>
-              </w:rPr>
-              <w:t>-</w:t>
-            </w:r>
-            <w:r>
-              <w:rPr>
-                <w:rFonts w:ascii="Inter var;ui-sans-serif;system-" w:hAnsi="Inter var;ui-sans-serif;system-"/>
-                <w:color w:val="000000"/>
-                <w:sz w:val="24"/>
-              </w:rPr>
-              <w:t>Ce passage met en lumière le contraste entre la situation précaire du narrateur et le quartier aisé d'Outremont</w:t>
-            </w:r>
-          </w:p>
-          <w:p>
-            <w:pPr>
-              <w:widowControl w:val="0"/>
-              <w:rPr>
-                <w:rFonts w:ascii="Cambria" w:hAnsi="Cambria"/>
-              </w:rPr>
-            </w:pPr>
-            <w:r>
-              <w:rPr>
-                <w:rFonts w:ascii="Cambria" w:hAnsi="Cambria"/>
-              </w:rPr>
-              <w:t>-ce</w:t>
-            </w:r>
-            <w:r>
-              <w:rPr>
-                <w:rFonts w:ascii="Inter var;ui-sans-serif;system-" w:hAnsi="Inter var;ui-sans-serif;system-"/>
-                <w:color w:val="000000"/>
-                <w:sz w:val="24"/>
-              </w:rPr>
-              <w:t xml:space="preserve"> passage ne mentionne pas directement "Outremont," il fait référence à l'appartement de l'ami du narrateur dans ce quartier. </w:t>
+              <w:rPr>
+                <w:rFonts w:asciiTheme="minorHAnsi" w:hAnsiTheme="minorHAnsi" w:cstheme="minorHAnsi"/>
+                <w:sz w:val="16"/>
+                <w:szCs w:val="16"/>
+              </w:rPr>
+            </w:pPr>
+            <w:r>
+              <w:rPr>
+                <w:rFonts w:asciiTheme="minorHAnsi" w:hAnsiTheme="minorHAnsi" w:cstheme="minorHAnsi"/>
+                <w:sz w:val="16"/>
+                <w:szCs w:val="16"/>
+              </w:rPr>
+              <w:t>-Ce passage met en lumière le contraste entre la situation précaire du narrateur et le quartier aisé d'Outremont</w:t>
+            </w:r>
+          </w:p>
+          <w:p>
+            <w:pPr>
+              <w:rPr>
+                <w:rFonts w:asciiTheme="minorHAnsi" w:hAnsiTheme="minorHAnsi" w:cstheme="minorHAnsi"/>
+                <w:sz w:val="16"/>
+                <w:szCs w:val="16"/>
+              </w:rPr>
+            </w:pPr>
+            <w:r>
+              <w:rPr>
+                <w:rFonts w:asciiTheme="minorHAnsi" w:hAnsiTheme="minorHAnsi" w:cstheme="minorHAnsi"/>
+                <w:sz w:val="16"/>
+                <w:szCs w:val="16"/>
+              </w:rPr>
+              <w:t>-ce passage ne mentionne pas directement "Outremont," il fait référence à l'appartement de l'ami du narrateur dans ce quartier. </w:t>
             </w:r>
           </w:p>
         </w:tc>
@@ -1378,46 +1172,36 @@
           </w:tcPr>
           <w:p>
             <w:pPr>
-              <w:widowControl w:val="0"/>
-              <w:rPr>
-                <w:rFonts w:ascii="Cambria" w:hAnsi="Cambria"/>
-              </w:rPr>
-            </w:pPr>
-            <w:r>
-              <w:rPr>
-                <w:rFonts w:ascii="Cambria" w:hAnsi="Cambria"/>
-              </w:rPr>
-              <w:t>-ce</w:t>
-            </w:r>
-            <w:r>
-              <w:rPr>
-                <w:rFonts w:ascii="Inter var;ui-sans-serif;system-" w:hAnsi="Inter var;ui-sans-serif;system-"/>
-                <w:color w:val="000000"/>
-                <w:sz w:val="24"/>
-              </w:rPr>
-              <w:t xml:space="preserve"> passage ne mentionne pas directement la "robe de chambre," mais il met en lumière les thèmes de la mémoire, de l'intimité et des relations humaines. La robe de chambre, en tant que vêtement d'intérieur, symbolise souvent la proximité et le confort.</w:t>
-            </w:r>
-          </w:p>
-          <w:p>
-            <w:pPr>
-              <w:widowControl w:val="0"/>
-              <w:rPr>
-                <w:rFonts w:ascii="Cambria" w:hAnsi="Cambria"/>
-              </w:rPr>
-            </w:pPr>
-            <w:r>
-              <w:rPr>
-                <w:rFonts w:ascii="Cambria" w:hAnsi="Cambria"/>
-              </w:rPr>
-              <w:t>-ce</w:t>
-            </w:r>
-            <w:r>
-              <w:rPr>
-                <w:rFonts w:ascii="Inter var;ui-sans-serif;system-" w:hAnsi="Inter var;ui-sans-serif;system-"/>
-                <w:color w:val="000000"/>
-                <w:sz w:val="24"/>
-              </w:rPr>
-              <w:t xml:space="preserve"> passage ne mentionne pas non plus directement la "robe de chambre," mais il explore les thèmes de l'intimité, de la sexualité et des relations de pouvoir. La robe de chambre, en tant que vêtement associé à la vie privée et à l'intimité</w:t>
+              <w:rPr>
+                <w:rFonts w:asciiTheme="minorHAnsi" w:hAnsiTheme="minorHAnsi" w:cstheme="minorHAnsi"/>
+                <w:sz w:val="16"/>
+                <w:szCs w:val="16"/>
+              </w:rPr>
+            </w:pPr>
+            <w:r>
+              <w:rPr>
+                <w:rFonts w:asciiTheme="minorHAnsi" w:hAnsiTheme="minorHAnsi" w:cstheme="minorHAnsi"/>
+                <w:sz w:val="16"/>
+                <w:szCs w:val="16"/>
+              </w:rPr>
+              <w:t>-ce passage ne mentionne pas directement la "robe de chambre," mais il met en lumière les thèmes de la mémoire, de l'intimité et des relations humaines. La robe de chambre, en tant que vêtement d'intérieur, symbolise souvent la proximité et le confort.</w:t>
+            </w:r>
+          </w:p>
+          <w:p>
+            <w:pPr>
+              <w:rPr>
+                <w:rFonts w:asciiTheme="minorHAnsi" w:hAnsiTheme="minorHAnsi" w:cstheme="minorHAnsi"/>
+                <w:sz w:val="16"/>
+                <w:szCs w:val="16"/>
+              </w:rPr>
+            </w:pPr>
+            <w:r>
+              <w:rPr>
+                <w:rFonts w:asciiTheme="minorHAnsi" w:hAnsiTheme="minorHAnsi" w:cstheme="minorHAnsi"/>
+                <w:sz w:val="16"/>
+                <w:szCs w:val="16"/>
+              </w:rPr>
+              <w:t>-ce passage ne mentionne pas non plus directement la "robe de chambre," mais il explore les thèmes de l'intimité, de la sexualité et des relations de pouvoir. La robe de chambre, en tant que vêtement associé à la vie privée et à l'intimité</w:t>
             </w:r>
           </w:p>
         </w:tc>
@@ -1503,46 +1287,36 @@
           </w:tcPr>
           <w:p>
             <w:pPr>
-              <w:widowControl w:val="0"/>
-              <w:rPr>
-                <w:rFonts w:ascii="Cambria" w:hAnsi="Cambria"/>
-              </w:rPr>
-            </w:pPr>
-            <w:r>
-              <w:rPr>
-                <w:rFonts w:ascii="Cambria" w:hAnsi="Cambria"/>
-              </w:rPr>
-              <w:t>-C</w:t>
-            </w:r>
-            <w:r>
-              <w:rPr>
-                <w:rFonts w:ascii="Inter var;ui-sans-serif;system-" w:hAnsi="Inter var;ui-sans-serif;system-"/>
-                <w:color w:val="000000"/>
-                <w:sz w:val="24"/>
-              </w:rPr>
-              <w:t>e passage met en lumière le dilemme moral et identitaire du narrateur. Le terme "exilé" est chargé de connotations politiques et de souffrance, et le narrateur refuse de se définir ainsi</w:t>
-            </w:r>
-          </w:p>
-          <w:p>
-            <w:pPr>
-              <w:widowControl w:val="0"/>
-              <w:rPr>
-                <w:rFonts w:ascii="Cambria" w:hAnsi="Cambria"/>
-              </w:rPr>
-            </w:pPr>
-            <w:r>
-              <w:rPr>
-                <w:rFonts w:ascii="Cambria" w:hAnsi="Cambria"/>
-              </w:rPr>
-              <w:t>-Ce</w:t>
-            </w:r>
-            <w:r>
-              <w:rPr>
-                <w:rFonts w:ascii="Inter var;ui-sans-serif;system-" w:hAnsi="Inter var;ui-sans-serif;system-"/>
-                <w:color w:val="000000"/>
-                <w:sz w:val="24"/>
-              </w:rPr>
-              <w:t xml:space="preserve"> passage montre que le thème de l'exil est un sujet de conversation récurrent et important parmi les immigrants.</w:t>
+              <w:rPr>
+                <w:rFonts w:asciiTheme="minorHAnsi" w:hAnsiTheme="minorHAnsi" w:cstheme="minorHAnsi"/>
+                <w:sz w:val="16"/>
+                <w:szCs w:val="16"/>
+              </w:rPr>
+            </w:pPr>
+            <w:r>
+              <w:rPr>
+                <w:rFonts w:asciiTheme="minorHAnsi" w:hAnsiTheme="minorHAnsi" w:cstheme="minorHAnsi"/>
+                <w:sz w:val="16"/>
+                <w:szCs w:val="16"/>
+              </w:rPr>
+              <w:t>-Ce passage met en lumière le dilemme moral et identitaire du narrateur. Le terme "exilé" est chargé de connotations politiques et de souffrance, et le narrateur refuse de se définir ainsi</w:t>
+            </w:r>
+          </w:p>
+          <w:p>
+            <w:pPr>
+              <w:rPr>
+                <w:rFonts w:asciiTheme="minorHAnsi" w:hAnsiTheme="minorHAnsi" w:cstheme="minorHAnsi"/>
+                <w:sz w:val="16"/>
+                <w:szCs w:val="16"/>
+              </w:rPr>
+            </w:pPr>
+            <w:r>
+              <w:rPr>
+                <w:rFonts w:asciiTheme="minorHAnsi" w:hAnsiTheme="minorHAnsi" w:cstheme="minorHAnsi"/>
+                <w:sz w:val="16"/>
+                <w:szCs w:val="16"/>
+              </w:rPr>
+              <w:t>-Ce passage montre que le thème de l'exil est un sujet de conversation récurrent et important parmi les immigrants.</w:t>
             </w:r>
           </w:p>
         </w:tc>
@@ -1635,46 +1409,36 @@
           </w:tcPr>
           <w:p>
             <w:pPr>
-              <w:widowControl w:val="0"/>
-              <w:rPr>
-                <w:rFonts w:ascii="Cambria" w:hAnsi="Cambria"/>
-              </w:rPr>
-            </w:pPr>
-            <w:r>
-              <w:rPr>
-                <w:rFonts w:ascii="Cambria" w:hAnsi="Cambria"/>
-              </w:rPr>
-              <w:t>-</w:t>
-            </w:r>
-            <w:r>
-              <w:rPr>
-                <w:rFonts w:ascii="Inter var;ui-sans-serif;system-" w:hAnsi="Inter var;ui-sans-serif;system-"/>
-                <w:color w:val="000000"/>
-                <w:sz w:val="24"/>
-              </w:rPr>
-              <w:t>Ce passage met en lumière l'atmosphère de violence et d'insécurité qui règne dans l'environnement du narrateur.</w:t>
-            </w:r>
-          </w:p>
-          <w:p>
-            <w:pPr>
-              <w:widowControl w:val="0"/>
-              <w:rPr>
-                <w:rFonts w:ascii="Cambria" w:hAnsi="Cambria"/>
-              </w:rPr>
-            </w:pPr>
-            <w:r>
-              <w:rPr>
-                <w:rFonts w:ascii="Cambria" w:hAnsi="Cambria"/>
-              </w:rPr>
-              <w:t>-</w:t>
-            </w:r>
-            <w:r>
-              <w:rPr>
-                <w:rFonts w:ascii="Inter var;ui-sans-serif;system-" w:hAnsi="Inter var;ui-sans-serif;system-"/>
-                <w:color w:val="000000"/>
-                <w:sz w:val="24"/>
-              </w:rPr>
-              <w:t>Ce passage montre comment la violence est une présence constante et inévitable dans la vie du narrateur.</w:t>
+              <w:rPr>
+                <w:rFonts w:asciiTheme="minorHAnsi" w:hAnsiTheme="minorHAnsi" w:cstheme="minorHAnsi"/>
+                <w:sz w:val="16"/>
+                <w:szCs w:val="16"/>
+              </w:rPr>
+            </w:pPr>
+            <w:r>
+              <w:rPr>
+                <w:rFonts w:asciiTheme="minorHAnsi" w:hAnsiTheme="minorHAnsi" w:cstheme="minorHAnsi"/>
+                <w:sz w:val="16"/>
+                <w:szCs w:val="16"/>
+              </w:rPr>
+              <w:t>-Ce passage met en lumière l'atmosphère de violence et d'insécurité qui règne dans l'environnement du narrateur.</w:t>
+            </w:r>
+          </w:p>
+          <w:p>
+            <w:pPr>
+              <w:rPr>
+                <w:rFonts w:asciiTheme="minorHAnsi" w:hAnsiTheme="minorHAnsi" w:cstheme="minorHAnsi"/>
+                <w:sz w:val="16"/>
+                <w:szCs w:val="16"/>
+              </w:rPr>
+            </w:pPr>
+            <w:r>
+              <w:rPr>
+                <w:rFonts w:asciiTheme="minorHAnsi" w:hAnsiTheme="minorHAnsi" w:cstheme="minorHAnsi"/>
+                <w:sz w:val="16"/>
+                <w:szCs w:val="16"/>
+              </w:rPr>
+              <w:t>-Ce passage montre comment la violence est une présence constante et inévitable dans la vie du narrateur.</w:t>
             </w:r>
           </w:p>
         </w:tc>
@@ -1760,46 +1524,36 @@
           </w:tcPr>
           <w:p>
             <w:pPr>
-              <w:widowControl w:val="0"/>
-              <w:rPr>
-                <w:rFonts w:ascii="Cambria" w:hAnsi="Cambria"/>
-              </w:rPr>
-            </w:pPr>
-            <w:r>
-              <w:rPr>
-                <w:rFonts w:ascii="Cambria" w:hAnsi="Cambria"/>
-              </w:rPr>
-              <w:t>-C</w:t>
-            </w:r>
-            <w:r>
-              <w:rPr>
-                <w:rFonts w:ascii="Cambria" w:hAnsi="Cambria"/>
-                <w:color w:val="000000"/>
-                <w:sz w:val="24"/>
-              </w:rPr>
-              <w:t>e passage montre comment le hockey, un sport emblématique au Canada, devient un moyen pour le narrateur de se connecter à la culture locale</w:t>
-            </w:r>
-          </w:p>
-          <w:p>
-            <w:pPr>
-              <w:widowControl w:val="0"/>
-              <w:rPr>
-                <w:rFonts w:ascii="Cambria" w:hAnsi="Cambria"/>
-              </w:rPr>
-            </w:pPr>
-            <w:r>
-              <w:rPr>
-                <w:rFonts w:ascii="Cambria" w:hAnsi="Cambria"/>
-              </w:rPr>
-              <w:t xml:space="preserve">-Ce passage montre </w:t>
-            </w:r>
-            <w:r>
-              <w:rPr>
-                <w:rFonts w:ascii="Cambria" w:hAnsi="Cambria"/>
-                <w:color w:val="000000"/>
-                <w:sz w:val="24"/>
-              </w:rPr>
-              <w:t>Le hockey est plus qu'un simple sport; c'est un élément central de la culture et de l'identité canadienne</w:t>
+              <w:rPr>
+                <w:rFonts w:asciiTheme="minorHAnsi" w:hAnsiTheme="minorHAnsi" w:cstheme="minorHAnsi"/>
+                <w:sz w:val="16"/>
+                <w:szCs w:val="16"/>
+              </w:rPr>
+            </w:pPr>
+            <w:r>
+              <w:rPr>
+                <w:rFonts w:asciiTheme="minorHAnsi" w:hAnsiTheme="minorHAnsi" w:cstheme="minorHAnsi"/>
+                <w:sz w:val="16"/>
+                <w:szCs w:val="16"/>
+              </w:rPr>
+              <w:t>-Ce passage montre comment le hockey, un sport emblématique au Canada, devient un moyen pour le narrateur de se connecter à la culture locale</w:t>
+            </w:r>
+          </w:p>
+          <w:p>
+            <w:pPr>
+              <w:rPr>
+                <w:rFonts w:asciiTheme="minorHAnsi" w:hAnsiTheme="minorHAnsi" w:cstheme="minorHAnsi"/>
+                <w:sz w:val="16"/>
+                <w:szCs w:val="16"/>
+              </w:rPr>
+            </w:pPr>
+            <w:r>
+              <w:rPr>
+                <w:rFonts w:asciiTheme="minorHAnsi" w:hAnsiTheme="minorHAnsi" w:cstheme="minorHAnsi"/>
+                <w:sz w:val="16"/>
+                <w:szCs w:val="16"/>
+              </w:rPr>
+              <w:t>-Ce passage montre Le hockey est plus qu'un simple sport; c'est un élément central de la culture et de l'identité canadienne</w:t>
             </w:r>
           </w:p>
         </w:tc>
@@ -1885,63 +1639,36 @@
           </w:tcPr>
           <w:p>
             <w:pPr>
-              <w:widowControl w:val="0"/>
-              <w:rPr>
-                <w:rFonts w:ascii="Cambria" w:hAnsi="Cambria"/>
-              </w:rPr>
-            </w:pPr>
-            <w:r>
-              <w:rPr>
-                <w:rFonts w:ascii="Cambria" w:hAnsi="Cambria"/>
-              </w:rPr>
-              <w:t>-</w:t>
-            </w:r>
-            <w:r>
-              <w:rPr>
-                <w:rFonts w:ascii="Inter var;ui-sans-serif;system-" w:hAnsi="Inter var;ui-sans-serif;system-"/>
-                <w:color w:val="000000"/>
-                <w:sz w:val="24"/>
-              </w:rPr>
-              <w:t>Ce passage montre que le métro est un lieu d'observation et de réflexion pour le narrateur.</w:t>
-            </w:r>
-          </w:p>
-          <w:p>
-            <w:pPr>
-              <w:widowControl w:val="0"/>
-              <w:rPr>
-                <w:rFonts w:ascii="Cambria" w:hAnsi="Cambria"/>
-              </w:rPr>
-            </w:pPr>
-            <w:r>
-              <w:rPr>
-                <w:rFonts w:ascii="Cambria" w:hAnsi="Cambria"/>
-              </w:rPr>
-              <w:t>-C</w:t>
-            </w:r>
-            <w:r>
-              <w:rPr>
-                <w:rFonts w:ascii="Cambria" w:hAnsi="Cambria"/>
-                <w:color w:val="000000"/>
-                <w:sz w:val="24"/>
-              </w:rPr>
-              <w:t xml:space="preserve">e passage met en lumière le rôle du métro comme un espace </w:t>
-            </w:r>
-            <w:r>
-              <w:rPr>
-                <w:rFonts w:ascii="Cambria" w:hAnsi="Cambria"/>
-                <w:color w:val="000000"/>
-                <w:sz w:val="24"/>
-              </w:rPr>
-              <w:lastRenderedPageBreak/>
-              <w:t xml:space="preserve">de convergence pour les </w:t>
-            </w:r>
-            <w:r>
-              <w:rPr>
-                <w:rFonts w:ascii="Cambria" w:hAnsi="Cambria"/>
-                <w:color w:val="000000"/>
-                <w:sz w:val="24"/>
-              </w:rPr>
-              <w:t>travailleurs immigrés et les classes populaires</w:t>
+              <w:rPr>
+                <w:rFonts w:asciiTheme="minorHAnsi" w:hAnsiTheme="minorHAnsi" w:cstheme="minorHAnsi"/>
+                <w:sz w:val="16"/>
+                <w:szCs w:val="16"/>
+              </w:rPr>
+            </w:pPr>
+            <w:r>
+              <w:rPr>
+                <w:rFonts w:asciiTheme="minorHAnsi" w:hAnsiTheme="minorHAnsi" w:cstheme="minorHAnsi"/>
+                <w:sz w:val="16"/>
+                <w:szCs w:val="16"/>
+              </w:rPr>
+              <w:t>-Ce passage montre que le métro est un lieu d'observation et de réflexion pour le narrateur.</w:t>
+            </w:r>
+          </w:p>
+          <w:p>
+            <w:pPr>
+              <w:rPr>
+                <w:rFonts w:asciiTheme="minorHAnsi" w:hAnsiTheme="minorHAnsi" w:cstheme="minorHAnsi"/>
+                <w:sz w:val="16"/>
+                <w:szCs w:val="16"/>
+              </w:rPr>
+            </w:pPr>
+            <w:r>
+              <w:rPr>
+                <w:rFonts w:asciiTheme="minorHAnsi" w:hAnsiTheme="minorHAnsi" w:cstheme="minorHAnsi"/>
+                <w:sz w:val="16"/>
+                <w:szCs w:val="16"/>
+              </w:rPr>
+              <w:t>-Ce passage met en lumière le rôle du métro comme un espace de convergence pour les travailleurs immigrés et les classes populaires</w:t>
             </w:r>
           </w:p>
         </w:tc>
@@ -1966,7 +1693,6 @@
               <w:rPr>
                 <w:rFonts w:ascii="Cambria" w:hAnsi="Cambria"/>
               </w:rPr>
-              <w:lastRenderedPageBreak/>
               <w:t>-54</w:t>
             </w:r>
           </w:p>
@@ -2035,46 +1761,37 @@
           </w:tcPr>
           <w:p>
             <w:pPr>
-              <w:widowControl w:val="0"/>
-              <w:rPr>
-                <w:rFonts w:ascii="Cambria" w:hAnsi="Cambria"/>
-              </w:rPr>
-            </w:pPr>
-            <w:r>
-              <w:rPr>
-                <w:rFonts w:ascii="Cambria" w:hAnsi="Cambria"/>
-              </w:rPr>
-              <w:t>-</w:t>
-            </w:r>
-            <w:r>
-              <w:rPr>
-                <w:rFonts w:ascii="Inter var;ui-sans-serif;system-" w:hAnsi="Inter var;ui-sans-serif;system-"/>
-                <w:color w:val="000000"/>
-                <w:sz w:val="24"/>
-              </w:rPr>
-              <w:t>Ce passage montre que Port-au-Prince, la capitale d'Haïti, représente un lieu de nostalgie et de frustration pour le narrateur</w:t>
-            </w:r>
-          </w:p>
-          <w:p>
-            <w:pPr>
-              <w:widowControl w:val="0"/>
-              <w:rPr>
-                <w:rFonts w:ascii="Cambria" w:hAnsi="Cambria"/>
-              </w:rPr>
-            </w:pPr>
-            <w:r>
-              <w:rPr>
-                <w:rFonts w:ascii="Cambria" w:hAnsi="Cambria"/>
-              </w:rPr>
-              <w:t>-</w:t>
-            </w:r>
-            <w:r>
-              <w:rPr>
-                <w:rFonts w:ascii="Inter var;ui-sans-serif;system-" w:hAnsi="Inter var;ui-sans-serif;system-"/>
-                <w:color w:val="000000"/>
-                <w:sz w:val="24"/>
-              </w:rPr>
-              <w:t>La ville est un point de référence constant, un lieu de mémoire et de désir</w:t>
+              <w:rPr>
+                <w:rFonts w:asciiTheme="minorHAnsi" w:hAnsiTheme="minorHAnsi" w:cstheme="minorHAnsi"/>
+                <w:sz w:val="16"/>
+                <w:szCs w:val="16"/>
+              </w:rPr>
+            </w:pPr>
+            <w:r>
+              <w:rPr>
+                <w:rFonts w:asciiTheme="minorHAnsi" w:hAnsiTheme="minorHAnsi" w:cstheme="minorHAnsi"/>
+                <w:sz w:val="16"/>
+                <w:szCs w:val="16"/>
+              </w:rPr>
+              <w:t>-Ce passage montre que Port-au-Prince, la capitale d'Haïti, représente un lieu de nostalgie et de frustration pour le narrateur</w:t>
+            </w:r>
+          </w:p>
+          <w:p>
+            <w:pPr>
+              <w:rPr>
+                <w:rFonts w:asciiTheme="minorHAnsi" w:hAnsiTheme="minorHAnsi" w:cstheme="minorHAnsi"/>
+                <w:sz w:val="16"/>
+                <w:szCs w:val="16"/>
+              </w:rPr>
+            </w:pPr>
+            <w:r>
+              <w:rPr>
+                <w:rFonts w:asciiTheme="minorHAnsi" w:hAnsiTheme="minorHAnsi" w:cstheme="minorHAnsi"/>
+                <w:sz w:val="16"/>
+                <w:szCs w:val="16"/>
+              </w:rPr>
+              <w:lastRenderedPageBreak/>
+              <w:t>-La ville est un point de référence constant, un lieu de mémoire et de désir</w:t>
             </w:r>
           </w:p>
         </w:tc>
@@ -2099,6 +1816,7 @@
               <w:rPr>
                 <w:rFonts w:ascii="Cambria" w:hAnsi="Cambria"/>
               </w:rPr>
+              <w:lastRenderedPageBreak/>
               <w:t>-103</w:t>
             </w:r>
           </w:p>
@@ -2158,46 +1876,36 @@
           </w:tcPr>
           <w:p>
             <w:pPr>
-              <w:widowControl w:val="0"/>
-              <w:rPr>
-                <w:rFonts w:ascii="Cambria" w:hAnsi="Cambria"/>
-              </w:rPr>
-            </w:pPr>
-            <w:r>
-              <w:rPr>
-                <w:rFonts w:ascii="Cambria" w:hAnsi="Cambria"/>
-              </w:rPr>
-              <w:t>-</w:t>
-            </w:r>
-            <w:r>
-              <w:rPr>
-                <w:rFonts w:ascii="Inter var;ui-sans-serif;system-" w:hAnsi="Inter var;ui-sans-serif;system-"/>
-                <w:color w:val="000000"/>
-                <w:sz w:val="24"/>
-              </w:rPr>
-              <w:t>Ce passage montre Antonio comme un personnage ancré dans la nostalgie et les traditions de son passé.</w:t>
-            </w:r>
-          </w:p>
-          <w:p>
-            <w:pPr>
-              <w:widowControl w:val="0"/>
-              <w:rPr>
-                <w:rFonts w:ascii="Cambria" w:hAnsi="Cambria"/>
-              </w:rPr>
-            </w:pPr>
-            <w:r>
-              <w:rPr>
-                <w:rFonts w:ascii="Cambria" w:hAnsi="Cambria"/>
-              </w:rPr>
-              <w:t>-</w:t>
-            </w:r>
-            <w:r>
-              <w:rPr>
-                <w:rFonts w:ascii="Inter var;ui-sans-serif;system-" w:hAnsi="Inter var;ui-sans-serif;system-"/>
-                <w:color w:val="000000"/>
-                <w:sz w:val="24"/>
-              </w:rPr>
-              <w:t>Ce passage montre Antonio comme une figure paternaliste et bienveillante, mais aussi comme un personnage complexe avec des attentes et des valeurs traditionnelles</w:t>
+              <w:rPr>
+                <w:rFonts w:asciiTheme="minorHAnsi" w:hAnsiTheme="minorHAnsi" w:cstheme="minorHAnsi"/>
+                <w:sz w:val="16"/>
+                <w:szCs w:val="16"/>
+              </w:rPr>
+            </w:pPr>
+            <w:r>
+              <w:rPr>
+                <w:rFonts w:asciiTheme="minorHAnsi" w:hAnsiTheme="minorHAnsi" w:cstheme="minorHAnsi"/>
+                <w:sz w:val="16"/>
+                <w:szCs w:val="16"/>
+              </w:rPr>
+              <w:t>-Ce passage montre Antonio comme un personnage ancré dans la nostalgie et les traditions de son passé.</w:t>
+            </w:r>
+          </w:p>
+          <w:p>
+            <w:pPr>
+              <w:rPr>
+                <w:rFonts w:asciiTheme="minorHAnsi" w:hAnsiTheme="minorHAnsi" w:cstheme="minorHAnsi"/>
+                <w:sz w:val="16"/>
+                <w:szCs w:val="16"/>
+              </w:rPr>
+            </w:pPr>
+            <w:r>
+              <w:rPr>
+                <w:rFonts w:asciiTheme="minorHAnsi" w:hAnsiTheme="minorHAnsi" w:cstheme="minorHAnsi"/>
+                <w:sz w:val="16"/>
+                <w:szCs w:val="16"/>
+              </w:rPr>
+              <w:t>-Ce passage montre Antonio comme une figure paternaliste et bienveillante, mais aussi comme un personnage complexe avec des attentes et des valeurs traditionnelles</w:t>
             </w:r>
           </w:p>
         </w:tc>
@@ -2281,46 +1989,36 @@
           </w:tcPr>
           <w:p>
             <w:pPr>
-              <w:widowControl w:val="0"/>
-              <w:rPr>
-                <w:rFonts w:ascii="Cambria" w:hAnsi="Cambria"/>
-              </w:rPr>
-            </w:pPr>
-            <w:r>
-              <w:rPr>
-                <w:rFonts w:ascii="Cambria" w:hAnsi="Cambria"/>
-              </w:rPr>
-              <w:t>-</w:t>
-            </w:r>
-            <w:r>
-              <w:rPr>
-                <w:rFonts w:ascii="Inter var;ui-sans-serif;system-" w:hAnsi="Inter var;ui-sans-serif;system-"/>
-                <w:color w:val="000000"/>
-                <w:sz w:val="24"/>
-              </w:rPr>
-              <w:t>Ce passage montre que Vicky est une figure de complicité et de camaraderie pour le narrateur. </w:t>
-            </w:r>
-          </w:p>
-          <w:p>
-            <w:pPr>
-              <w:widowControl w:val="0"/>
-              <w:rPr>
-                <w:rFonts w:ascii="Cambria" w:hAnsi="Cambria"/>
-              </w:rPr>
-            </w:pPr>
-            <w:r>
-              <w:rPr>
-                <w:rFonts w:ascii="Cambria" w:hAnsi="Cambria"/>
-              </w:rPr>
-              <w:t>-</w:t>
-            </w:r>
-            <w:r>
-              <w:rPr>
-                <w:rFonts w:ascii="Inter var;ui-sans-serif;system-" w:hAnsi="Inter var;ui-sans-serif;system-"/>
-                <w:color w:val="000000"/>
-                <w:sz w:val="24"/>
-              </w:rPr>
-              <w:t>Ce passage met en lumière la complexité de la relation entre Vicky et le narrateur</w:t>
+              <w:rPr>
+                <w:rFonts w:asciiTheme="minorHAnsi" w:hAnsiTheme="minorHAnsi" w:cstheme="minorHAnsi"/>
+                <w:sz w:val="16"/>
+                <w:szCs w:val="16"/>
+              </w:rPr>
+            </w:pPr>
+            <w:r>
+              <w:rPr>
+                <w:rFonts w:asciiTheme="minorHAnsi" w:hAnsiTheme="minorHAnsi" w:cstheme="minorHAnsi"/>
+                <w:sz w:val="16"/>
+                <w:szCs w:val="16"/>
+              </w:rPr>
+              <w:t>-Ce passage montre que Vicky est une figure de complicité et de camaraderie pour le narrateur. </w:t>
+            </w:r>
+          </w:p>
+          <w:p>
+            <w:pPr>
+              <w:rPr>
+                <w:rFonts w:asciiTheme="minorHAnsi" w:hAnsiTheme="minorHAnsi" w:cstheme="minorHAnsi"/>
+                <w:sz w:val="16"/>
+                <w:szCs w:val="16"/>
+              </w:rPr>
+            </w:pPr>
+            <w:r>
+              <w:rPr>
+                <w:rFonts w:asciiTheme="minorHAnsi" w:hAnsiTheme="minorHAnsi" w:cstheme="minorHAnsi"/>
+                <w:sz w:val="16"/>
+                <w:szCs w:val="16"/>
+              </w:rPr>
+              <w:t>-Ce passage met en lumière la complexité de la relation entre Vicky et le narrateur</w:t>
             </w:r>
           </w:p>
         </w:tc>
@@ -2406,62 +2104,52 @@
           </w:tcPr>
           <w:p>
             <w:pPr>
-              <w:widowControl w:val="0"/>
-              <w:rPr>
-                <w:rFonts w:ascii="Cambria" w:hAnsi="Cambria"/>
-              </w:rPr>
-            </w:pPr>
-            <w:r>
-              <w:rPr>
-                <w:rFonts w:ascii="Cambria" w:hAnsi="Cambria"/>
-              </w:rPr>
-              <w:t>-</w:t>
-            </w:r>
-            <w:r>
-              <w:rPr>
-                <w:rFonts w:ascii="Inter var" w:hAnsi="Inter var"/>
-                <w:color w:val="000000"/>
-                <w:shd w:val="clear" w:color="auto" w:fill="F1F1F0"/>
-              </w:rPr>
-              <w:t xml:space="preserve"> </w:t>
-            </w:r>
-            <w:r>
-              <w:rPr>
-                <w:rFonts w:ascii="Inter var" w:hAnsi="Inter var"/>
-                <w:color w:val="000000"/>
-                <w:shd w:val="clear" w:color="auto" w:fill="F1F1F0"/>
-              </w:rPr>
-              <w:t> Ce passage montre que le jazz est un moyen de communication et de connexion pour le narrateur.</w:t>
-            </w:r>
-          </w:p>
-          <w:p>
-            <w:pPr>
-              <w:widowControl w:val="0"/>
-              <w:rPr>
-                <w:rFonts w:ascii="Cambria" w:hAnsi="Cambria"/>
-              </w:rPr>
-            </w:pPr>
-            <w:r>
-              <w:rPr>
-                <w:rFonts w:ascii="Cambria" w:hAnsi="Cambria"/>
-              </w:rPr>
-              <w:t>-</w:t>
-            </w:r>
-            <w:r>
-              <w:rPr>
-                <w:rFonts w:ascii="Inter var" w:hAnsi="Inter var"/>
-                <w:color w:val="000000"/>
-                <w:shd w:val="clear" w:color="auto" w:fill="F1F1F0"/>
-              </w:rPr>
-              <w:t xml:space="preserve"> </w:t>
-            </w:r>
-            <w:r>
-              <w:rPr>
-                <w:rFonts w:ascii="Inter var" w:hAnsi="Inter var"/>
-                <w:color w:val="000000"/>
-                <w:shd w:val="clear" w:color="auto" w:fill="F1F1F0"/>
-              </w:rPr>
-              <w:t> Ici, le jazz est comparé à un moment de solitude et de plaisir personnel.</w:t>
+              <w:rPr>
+                <w:rFonts w:asciiTheme="minorHAnsi" w:hAnsiTheme="minorHAnsi" w:cstheme="minorHAnsi"/>
+                <w:sz w:val="16"/>
+                <w:szCs w:val="16"/>
+              </w:rPr>
+            </w:pPr>
+            <w:r>
+              <w:rPr>
+                <w:rFonts w:asciiTheme="minorHAnsi" w:hAnsiTheme="minorHAnsi" w:cstheme="minorHAnsi"/>
+                <w:sz w:val="16"/>
+                <w:szCs w:val="16"/>
+              </w:rPr>
+              <w:t>-</w:t>
+            </w:r>
+            <w:r>
+              <w:rPr>
+                <w:rFonts w:asciiTheme="minorHAnsi" w:hAnsiTheme="minorHAnsi" w:cstheme="minorHAnsi"/>
+                <w:sz w:val="16"/>
+                <w:szCs w:val="16"/>
+              </w:rPr>
+              <w:t xml:space="preserve">  Ce passage montre que le jazz est un moyen de communication et de connexion pour le narrateur.</w:t>
+            </w:r>
+          </w:p>
+          <w:p>
+            <w:pPr>
+              <w:rPr>
+                <w:rFonts w:asciiTheme="minorHAnsi" w:hAnsiTheme="minorHAnsi" w:cstheme="minorHAnsi"/>
+                <w:sz w:val="16"/>
+                <w:szCs w:val="16"/>
+              </w:rPr>
+            </w:pPr>
+            <w:r>
+              <w:rPr>
+                <w:rFonts w:asciiTheme="minorHAnsi" w:hAnsiTheme="minorHAnsi" w:cstheme="minorHAnsi"/>
+                <w:sz w:val="16"/>
+                <w:szCs w:val="16"/>
+              </w:rPr>
+              <w:t>-</w:t>
+            </w:r>
+            <w:r>
+              <w:rPr>
+                <w:rFonts w:asciiTheme="minorHAnsi" w:hAnsiTheme="minorHAnsi" w:cstheme="minorHAnsi"/>
+                <w:sz w:val="16"/>
+                <w:szCs w:val="16"/>
+              </w:rPr>
+              <w:t xml:space="preserve">  Ici, le jazz est comparé à un moment de solitude et de plaisir personnel.</w:t>
             </w:r>
           </w:p>
         </w:tc>
@@ -2566,62 +2254,52 @@
           </w:tcPr>
           <w:p>
             <w:pPr>
-              <w:widowControl w:val="0"/>
-              <w:rPr>
-                <w:rFonts w:ascii="Cambria" w:hAnsi="Cambria"/>
-              </w:rPr>
-            </w:pPr>
-            <w:r>
-              <w:rPr>
-                <w:rFonts w:ascii="Cambria" w:hAnsi="Cambria"/>
-              </w:rPr>
-              <w:t>-</w:t>
-            </w:r>
-            <w:r>
-              <w:rPr>
-                <w:rFonts w:ascii="Inter var" w:hAnsi="Inter var"/>
-                <w:color w:val="000000"/>
-                <w:shd w:val="clear" w:color="auto" w:fill="F1F1F0"/>
-              </w:rPr>
-              <w:t xml:space="preserve"> </w:t>
-            </w:r>
-            <w:r>
-              <w:rPr>
-                <w:rFonts w:ascii="Inter var" w:hAnsi="Inter var"/>
-                <w:color w:val="000000"/>
-                <w:shd w:val="clear" w:color="auto" w:fill="F1F1F0"/>
-              </w:rPr>
-              <w:t>Ce passage montre une scène de fouille par la police, qui est décrite de manière détaillée et intrusive. La fouille représente ici un acte de contrôle et d'intimidation</w:t>
-            </w:r>
-          </w:p>
-          <w:p>
-            <w:pPr>
-              <w:widowControl w:val="0"/>
-              <w:rPr>
-                <w:rFonts w:ascii="Cambria" w:hAnsi="Cambria"/>
-              </w:rPr>
-            </w:pPr>
-            <w:r>
-              <w:rPr>
-                <w:rFonts w:ascii="Cambria" w:hAnsi="Cambria"/>
-              </w:rPr>
-              <w:t>-</w:t>
-            </w:r>
-            <w:r>
-              <w:rPr>
-                <w:rFonts w:ascii="Inter var" w:hAnsi="Inter var"/>
-                <w:color w:val="000000"/>
-                <w:shd w:val="clear" w:color="auto" w:fill="F1F1F0"/>
-              </w:rPr>
-              <w:t xml:space="preserve"> </w:t>
-            </w:r>
-            <w:r>
-              <w:rPr>
-                <w:rFonts w:ascii="Inter var" w:hAnsi="Inter var"/>
-                <w:color w:val="000000"/>
-                <w:shd w:val="clear" w:color="auto" w:fill="F1F1F0"/>
-              </w:rPr>
-              <w:t> Ce passage fait écho à une expérience antérieure de fouille et de confiscation, cette fois par un professeur</w:t>
+              <w:rPr>
+                <w:rFonts w:asciiTheme="minorHAnsi" w:hAnsiTheme="minorHAnsi" w:cstheme="minorHAnsi"/>
+                <w:sz w:val="16"/>
+                <w:szCs w:val="16"/>
+              </w:rPr>
+            </w:pPr>
+            <w:r>
+              <w:rPr>
+                <w:rFonts w:asciiTheme="minorHAnsi" w:hAnsiTheme="minorHAnsi" w:cstheme="minorHAnsi"/>
+                <w:sz w:val="16"/>
+                <w:szCs w:val="16"/>
+              </w:rPr>
+              <w:t>-</w:t>
+            </w:r>
+            <w:r>
+              <w:rPr>
+                <w:rFonts w:asciiTheme="minorHAnsi" w:hAnsiTheme="minorHAnsi" w:cstheme="minorHAnsi"/>
+                <w:sz w:val="16"/>
+                <w:szCs w:val="16"/>
+              </w:rPr>
+              <w:t xml:space="preserve"> Ce passage montre une scène de fouille par la police, qui est décrite de manière détaillée et intrusive. La fouille représente ici un acte de contrôle et d'intimidation</w:t>
+            </w:r>
+          </w:p>
+          <w:p>
+            <w:pPr>
+              <w:rPr>
+                <w:rFonts w:asciiTheme="minorHAnsi" w:hAnsiTheme="minorHAnsi" w:cstheme="minorHAnsi"/>
+                <w:sz w:val="16"/>
+                <w:szCs w:val="16"/>
+              </w:rPr>
+            </w:pPr>
+            <w:r>
+              <w:rPr>
+                <w:rFonts w:asciiTheme="minorHAnsi" w:hAnsiTheme="minorHAnsi" w:cstheme="minorHAnsi"/>
+                <w:sz w:val="16"/>
+                <w:szCs w:val="16"/>
+              </w:rPr>
+              <w:t>-</w:t>
+            </w:r>
+            <w:r>
+              <w:rPr>
+                <w:rFonts w:asciiTheme="minorHAnsi" w:hAnsiTheme="minorHAnsi" w:cstheme="minorHAnsi"/>
+                <w:sz w:val="16"/>
+                <w:szCs w:val="16"/>
+              </w:rPr>
+              <w:t xml:space="preserve">  Ce passage fait écho à une expérience antérieure de fouille et de confiscation, cette fois par un professeur</w:t>
             </w:r>
           </w:p>
         </w:tc>
@@ -2729,62 +2407,52 @@
           </w:tcPr>
           <w:p>
             <w:pPr>
-              <w:widowControl w:val="0"/>
-              <w:rPr>
-                <w:rFonts w:ascii="Cambria" w:hAnsi="Cambria"/>
-              </w:rPr>
-            </w:pPr>
-            <w:r>
-              <w:rPr>
-                <w:rFonts w:ascii="Cambria" w:hAnsi="Cambria"/>
-              </w:rPr>
-              <w:t>-</w:t>
-            </w:r>
-            <w:r>
-              <w:rPr>
-                <w:rFonts w:ascii="Inter var" w:hAnsi="Inter var"/>
-                <w:color w:val="000000"/>
-                <w:shd w:val="clear" w:color="auto" w:fill="F1F1F0"/>
-              </w:rPr>
-              <w:t xml:space="preserve"> </w:t>
-            </w:r>
-            <w:r>
-              <w:rPr>
-                <w:rFonts w:ascii="Inter var" w:hAnsi="Inter var"/>
-                <w:color w:val="000000"/>
-                <w:shd w:val="clear" w:color="auto" w:fill="F1F1F0"/>
-              </w:rPr>
-              <w:t> Ce passage montre que la librairie est un lieu de rencontre et de refuge pour le narrateur. C'est un espace où il peut se détendre, lire et discuter avec des amis partageant les mêmes intérêts littéraires.</w:t>
-            </w:r>
-          </w:p>
-          <w:p>
-            <w:pPr>
-              <w:widowControl w:val="0"/>
-              <w:rPr>
-                <w:rFonts w:ascii="Cambria" w:hAnsi="Cambria"/>
-              </w:rPr>
-            </w:pPr>
-            <w:r>
-              <w:rPr>
-                <w:rFonts w:ascii="Cambria" w:hAnsi="Cambria"/>
-              </w:rPr>
-              <w:t>-</w:t>
-            </w:r>
-            <w:r>
-              <w:rPr>
-                <w:rFonts w:ascii="Inter var" w:hAnsi="Inter var"/>
-                <w:color w:val="000000"/>
-                <w:shd w:val="clear" w:color="auto" w:fill="F1F1F0"/>
-              </w:rPr>
-              <w:t xml:space="preserve"> </w:t>
-            </w:r>
-            <w:r>
-              <w:rPr>
-                <w:rFonts w:ascii="Inter var" w:hAnsi="Inter var"/>
-                <w:color w:val="000000"/>
-                <w:shd w:val="clear" w:color="auto" w:fill="F1F1F0"/>
-              </w:rPr>
-              <w:t>Ce passage souligne l'importance émotionnelle et culturelle de la librairie pour le narrateur. La fermeture de la librairie est comparée à la destruction de la Bibliothèque d'Alexandrie, un événement historique tragique pour les lettrés.</w:t>
+              <w:rPr>
+                <w:rFonts w:asciiTheme="minorHAnsi" w:hAnsiTheme="minorHAnsi" w:cstheme="minorHAnsi"/>
+                <w:sz w:val="16"/>
+                <w:szCs w:val="16"/>
+              </w:rPr>
+            </w:pPr>
+            <w:r>
+              <w:rPr>
+                <w:rFonts w:asciiTheme="minorHAnsi" w:hAnsiTheme="minorHAnsi" w:cstheme="minorHAnsi"/>
+                <w:sz w:val="16"/>
+                <w:szCs w:val="16"/>
+              </w:rPr>
+              <w:t>-</w:t>
+            </w:r>
+            <w:r>
+              <w:rPr>
+                <w:rFonts w:asciiTheme="minorHAnsi" w:hAnsiTheme="minorHAnsi" w:cstheme="minorHAnsi"/>
+                <w:sz w:val="16"/>
+                <w:szCs w:val="16"/>
+              </w:rPr>
+              <w:t xml:space="preserve">  Ce passage montre que la librairie est un lieu de rencontre et de refuge pour le narrateur. C'est un espace où il peut se détendre, lire et discuter avec des amis partageant les mêmes intérêts littéraires.</w:t>
+            </w:r>
+          </w:p>
+          <w:p>
+            <w:pPr>
+              <w:rPr>
+                <w:rFonts w:asciiTheme="minorHAnsi" w:hAnsiTheme="minorHAnsi" w:cstheme="minorHAnsi"/>
+                <w:sz w:val="16"/>
+                <w:szCs w:val="16"/>
+              </w:rPr>
+            </w:pPr>
+            <w:r>
+              <w:rPr>
+                <w:rFonts w:asciiTheme="minorHAnsi" w:hAnsiTheme="minorHAnsi" w:cstheme="minorHAnsi"/>
+                <w:sz w:val="16"/>
+                <w:szCs w:val="16"/>
+              </w:rPr>
+              <w:t>-</w:t>
+            </w:r>
+            <w:r>
+              <w:rPr>
+                <w:rFonts w:asciiTheme="minorHAnsi" w:hAnsiTheme="minorHAnsi" w:cstheme="minorHAnsi"/>
+                <w:sz w:val="16"/>
+                <w:szCs w:val="16"/>
+              </w:rPr>
+              <w:t xml:space="preserve"> Ce passage souligne l'importance émotionnelle et culturelle de la librairie pour le narrateur. La fermeture de la librairie est comparée à la destruction de la Bibliothèque d'Alexandrie, un événement historique tragique pour les lettrés.</w:t>
             </w:r>
           </w:p>
         </w:tc>
@@ -2889,68 +2557,52 @@
           </w:tcPr>
           <w:p>
             <w:pPr>
-              <w:widowControl w:val="0"/>
-              <w:rPr>
-                <w:rFonts w:ascii="Cambria" w:hAnsi="Cambria"/>
-              </w:rPr>
-            </w:pPr>
-            <w:r>
-              <w:rPr>
-                <w:rFonts w:ascii="Cambria" w:hAnsi="Cambria"/>
-              </w:rPr>
-              <w:t>-</w:t>
-            </w:r>
-            <w:r>
-              <w:rPr>
-                <w:rFonts w:ascii="Inter var" w:hAnsi="Inter var"/>
-                <w:color w:val="000000"/>
-                <w:shd w:val="clear" w:color="auto" w:fill="F1F1F0"/>
-              </w:rPr>
-              <w:t xml:space="preserve"> </w:t>
-            </w:r>
-            <w:r>
-              <w:rPr>
-                <w:rFonts w:ascii="Inter var" w:hAnsi="Inter var"/>
-                <w:color w:val="000000"/>
-                <w:shd w:val="clear" w:color="auto" w:fill="F1F1F0"/>
-              </w:rPr>
-              <w:t>Ce passage montre que la buanderie est un lieu de rencontre et d'interaction pour le narrateur. La "grosse femme de la buanderie" joue un rôle important dans sa vie quotidienne, non seulement en apportant des provisions mais aussi en partageant des moments intimes avec lui.</w:t>
-            </w:r>
-            <w:r>
-              <w:rPr>
-                <w:rFonts w:ascii="Cambria" w:hAnsi="Cambria"/>
-              </w:rPr>
-              <w:t xml:space="preserve"> </w:t>
-            </w:r>
-          </w:p>
-          <w:p>
-            <w:pPr>
-              <w:widowControl w:val="0"/>
-              <w:rPr>
-                <w:rFonts w:ascii="Cambria" w:hAnsi="Cambria"/>
-              </w:rPr>
-            </w:pPr>
-            <w:r>
-              <w:rPr>
-                <w:rFonts w:ascii="Cambria" w:hAnsi="Cambria"/>
-              </w:rPr>
-              <w:t>-</w:t>
-            </w:r>
-            <w:r>
-              <w:rPr>
-                <w:rFonts w:ascii="Inter var" w:hAnsi="Inter var"/>
-                <w:color w:val="000000"/>
-                <w:shd w:val="clear" w:color="auto" w:fill="F1F1F0"/>
-              </w:rPr>
-              <w:t xml:space="preserve"> </w:t>
-            </w:r>
-            <w:r>
-              <w:rPr>
-                <w:rFonts w:ascii="Inter var" w:hAnsi="Inter var"/>
-                <w:color w:val="000000"/>
-                <w:shd w:val="clear" w:color="auto" w:fill="F1F1F0"/>
-              </w:rPr>
-              <w:t>Ce passage renforce l'idée que la buanderie est un lieu de relations humaines et d'intimité. La "grosse femme de la buanderie" est décrite de manière affectueuse et détaillée, soulignant son importance dans la vie du narrateur</w:t>
+              <w:rPr>
+                <w:rFonts w:asciiTheme="minorHAnsi" w:hAnsiTheme="minorHAnsi" w:cstheme="minorHAnsi"/>
+                <w:sz w:val="16"/>
+                <w:szCs w:val="16"/>
+              </w:rPr>
+            </w:pPr>
+            <w:r>
+              <w:rPr>
+                <w:rFonts w:asciiTheme="minorHAnsi" w:hAnsiTheme="minorHAnsi" w:cstheme="minorHAnsi"/>
+                <w:sz w:val="16"/>
+                <w:szCs w:val="16"/>
+              </w:rPr>
+              <w:t>-</w:t>
+            </w:r>
+            <w:r>
+              <w:rPr>
+                <w:rFonts w:asciiTheme="minorHAnsi" w:hAnsiTheme="minorHAnsi" w:cstheme="minorHAnsi"/>
+                <w:sz w:val="16"/>
+                <w:szCs w:val="16"/>
+              </w:rPr>
+              <w:t xml:space="preserve"> Ce passage montre que la buanderie est un lieu de rencontre et d'interaction pour le narrateur. La "grosse femme de la buanderie" joue un rôle important dans sa vie quotidienne, non seulement en apportant des provisions mais aussi en partageant des moments intimes avec lui. </w:t>
+            </w:r>
+          </w:p>
+          <w:p>
+            <w:pPr>
+              <w:rPr>
+                <w:rFonts w:asciiTheme="minorHAnsi" w:hAnsiTheme="minorHAnsi" w:cstheme="minorHAnsi"/>
+                <w:sz w:val="16"/>
+                <w:szCs w:val="16"/>
+              </w:rPr>
+            </w:pPr>
+            <w:r>
+              <w:rPr>
+                <w:rFonts w:asciiTheme="minorHAnsi" w:hAnsiTheme="minorHAnsi" w:cstheme="minorHAnsi"/>
+                <w:sz w:val="16"/>
+                <w:szCs w:val="16"/>
+              </w:rPr>
+              <w:t>-</w:t>
+            </w:r>
+            <w:r>
+              <w:rPr>
+                <w:rFonts w:asciiTheme="minorHAnsi" w:hAnsiTheme="minorHAnsi" w:cstheme="minorHAnsi"/>
+                <w:sz w:val="16"/>
+                <w:szCs w:val="16"/>
+              </w:rPr>
+              <w:t xml:space="preserve"> Ce passage renforce l'idée que la buanderie est un lieu de relations humaines et d'intimité. La "grosse femme de la buanderie" est décrite de manière affectueuse et détaillée, soulignant son importance dans la vie du narrateur</w:t>
             </w:r>
           </w:p>
         </w:tc>
@@ -3046,73 +2698,60 @@
           </w:tcPr>
           <w:p>
             <w:pPr>
-              <w:widowControl w:val="0"/>
-              <w:rPr>
-                <w:rFonts w:ascii="Cambria" w:hAnsi="Cambria"/>
-              </w:rPr>
-            </w:pPr>
-            <w:r>
-              <w:rPr>
-                <w:rFonts w:ascii="Cambria" w:hAnsi="Cambria"/>
-              </w:rPr>
-              <w:t>-</w:t>
-            </w:r>
-            <w:r>
-              <w:rPr>
-                <w:rFonts w:ascii="Inter var" w:hAnsi="Inter var"/>
-                <w:color w:val="000000"/>
-                <w:shd w:val="clear" w:color="auto" w:fill="F1F1F0"/>
-              </w:rPr>
-              <w:t xml:space="preserve"> </w:t>
-            </w:r>
-            <w:r>
-              <w:rPr>
-                <w:rFonts w:ascii="Inter var" w:hAnsi="Inter var"/>
-                <w:color w:val="000000"/>
-                <w:shd w:val="clear" w:color="auto" w:fill="F1F1F0"/>
-              </w:rPr>
-              <w:t>Ce passage montre que Mongo est un personnage charismatique et influent, capable de transformer l'attitude des autres autour de lui.</w:t>
-            </w:r>
-          </w:p>
-          <w:p>
-            <w:pPr>
-              <w:widowControl w:val="0"/>
-              <w:tabs>
-                <w:tab w:val="left" w:pos="1095"/>
-              </w:tabs>
-              <w:rPr>
-                <w:rFonts w:ascii="Cambria" w:hAnsi="Cambria"/>
-              </w:rPr>
-            </w:pPr>
-            <w:r>
-              <w:rPr>
-                <w:rFonts w:ascii="Cambria" w:hAnsi="Cambria"/>
-              </w:rPr>
-              <w:t xml:space="preserve">- </w:t>
-            </w:r>
-            <w:r>
-              <w:rPr>
-                <w:rFonts w:ascii="Inter var" w:hAnsi="Inter var"/>
-                <w:color w:val="000000"/>
-                <w:shd w:val="clear" w:color="auto" w:fill="F1F1F0"/>
-              </w:rPr>
-              <w:t xml:space="preserve">Ce passage renforce l'idée que Mongo </w:t>
+              <w:rPr>
+                <w:rFonts w:asciiTheme="minorHAnsi" w:hAnsiTheme="minorHAnsi" w:cstheme="minorHAnsi"/>
+                <w:sz w:val="16"/>
+                <w:szCs w:val="16"/>
+              </w:rPr>
+            </w:pPr>
+            <w:r>
+              <w:rPr>
+                <w:rFonts w:asciiTheme="minorHAnsi" w:hAnsiTheme="minorHAnsi" w:cstheme="minorHAnsi"/>
+                <w:sz w:val="16"/>
+                <w:szCs w:val="16"/>
+              </w:rPr>
+              <w:t>-</w:t>
+            </w:r>
+            <w:r>
+              <w:rPr>
+                <w:rFonts w:asciiTheme="minorHAnsi" w:hAnsiTheme="minorHAnsi" w:cstheme="minorHAnsi"/>
+                <w:sz w:val="16"/>
+                <w:szCs w:val="16"/>
+              </w:rPr>
+              <w:t xml:space="preserve"> Ce passage montre que Mongo est un personnage charismatique et influent, capable de transformer l'attitude des autres autour de lui.</w:t>
+            </w:r>
+          </w:p>
+          <w:p>
+            <w:pPr>
+              <w:rPr>
+                <w:rFonts w:asciiTheme="minorHAnsi" w:hAnsiTheme="minorHAnsi" w:cstheme="minorHAnsi"/>
+                <w:sz w:val="16"/>
+                <w:szCs w:val="16"/>
+              </w:rPr>
+            </w:pPr>
+            <w:r>
+              <w:rPr>
+                <w:rFonts w:asciiTheme="minorHAnsi" w:hAnsiTheme="minorHAnsi" w:cstheme="minorHAnsi"/>
+                <w:sz w:val="16"/>
+                <w:szCs w:val="16"/>
+              </w:rPr>
+              <w:t xml:space="preserve">- Ce passage renforce l'idée que Mongo </w:t>
             </w:r>
             <w:proofErr w:type="gramStart"/>
             <w:r>
               <w:rPr>
-                <w:rFonts w:ascii="Inter var" w:hAnsi="Inter var"/>
-                <w:color w:val="000000"/>
-                <w:shd w:val="clear" w:color="auto" w:fill="F1F1F0"/>
+                <w:rFonts w:asciiTheme="minorHAnsi" w:hAnsiTheme="minorHAnsi" w:cstheme="minorHAnsi"/>
+                <w:sz w:val="16"/>
+                <w:szCs w:val="16"/>
               </w:rPr>
               <w:t>a</w:t>
             </w:r>
             <w:proofErr w:type="gramEnd"/>
             <w:r>
               <w:rPr>
-                <w:rFonts w:ascii="Inter var" w:hAnsi="Inter var"/>
-                <w:color w:val="000000"/>
-                <w:shd w:val="clear" w:color="auto" w:fill="F1F1F0"/>
+                <w:rFonts w:asciiTheme="minorHAnsi" w:hAnsiTheme="minorHAnsi" w:cstheme="minorHAnsi"/>
+                <w:sz w:val="16"/>
+                <w:szCs w:val="16"/>
               </w:rPr>
               <w:t xml:space="preserve"> une influence profonde et durable sur les femmes autour de lui. Le fait que plusieurs femmes aient son nom tatoué sur leur corps montre l'impact émotionnel et psychologique qu'il a sur elles. Mongo est décrit comme un "tigre," soulignant encore une fois son caractère puissant et prédateur.</w:t>
             </w:r>
@@ -3212,71 +2851,52 @@
           </w:tcPr>
           <w:p>
             <w:pPr>
-              <w:widowControl w:val="0"/>
-              <w:rPr>
-                <w:rFonts w:ascii="Cambria" w:hAnsi="Cambria"/>
-              </w:rPr>
-            </w:pPr>
-            <w:r>
-              <w:rPr>
-                <w:rFonts w:ascii="Cambria" w:hAnsi="Cambria"/>
-              </w:rPr>
-              <w:t>-</w:t>
-            </w:r>
-            <w:r>
-              <w:rPr>
-                <w:rFonts w:ascii="Inter var" w:hAnsi="Inter var"/>
-                <w:color w:val="000000"/>
-                <w:shd w:val="clear" w:color="auto" w:fill="F1F1F0"/>
-              </w:rPr>
-              <w:t xml:space="preserve"> </w:t>
-            </w:r>
-            <w:r>
-              <w:rPr>
-                <w:rFonts w:ascii="Inter var" w:hAnsi="Inter var"/>
-                <w:color w:val="000000"/>
-                <w:shd w:val="clear" w:color="auto" w:fill="F1F1F0"/>
-              </w:rPr>
-              <w:t>Ce passage montre que le ghetto est un lieu de danger et de mystère pour le narrateur. Il est averti de faire attention au ghetto, mais il ne sait pas encore comment naviguer dans cet espace complexe et potentiellement hostile.</w:t>
-            </w:r>
-          </w:p>
-          <w:p>
-            <w:pPr>
-              <w:widowControl w:val="0"/>
-              <w:rPr>
-                <w:rFonts w:ascii="Cambria" w:hAnsi="Cambria"/>
-              </w:rPr>
-            </w:pPr>
-            <w:r>
-              <w:rPr>
-                <w:rFonts w:ascii="Cambria" w:hAnsi="Cambria"/>
-              </w:rPr>
-              <w:t>-</w:t>
-            </w:r>
-            <w:r>
-              <w:rPr>
-                <w:rFonts w:ascii="Inter var" w:hAnsi="Inter var"/>
-                <w:color w:val="000000"/>
-                <w:shd w:val="clear" w:color="auto" w:fill="F1F1F0"/>
-              </w:rPr>
-              <w:t xml:space="preserve"> </w:t>
-            </w:r>
-            <w:r>
-              <w:rPr>
-                <w:rFonts w:ascii="Inter var" w:hAnsi="Inter var"/>
-                <w:color w:val="000000"/>
-                <w:shd w:val="clear" w:color="auto" w:fill="F1F1F0"/>
-              </w:rPr>
-              <w:t xml:space="preserve">Ce passage met en lumière la perception et la stigmatisation des quartiers habités majoritairement par des Noirs. Le terme "ghetto" est utilisé de manière péjorative pour désigner des zones marginalisées et souvent associées à la </w:t>
-            </w:r>
-            <w:r>
-              <w:rPr>
-                <w:rFonts w:ascii="Inter var" w:hAnsi="Inter var"/>
-                <w:color w:val="000000"/>
-                <w:shd w:val="clear" w:color="auto" w:fill="F1F1F0"/>
-              </w:rPr>
-              <w:lastRenderedPageBreak/>
-              <w:t>pauvreté et à la criminalité.</w:t>
+              <w:rPr>
+                <w:rFonts w:asciiTheme="minorHAnsi" w:hAnsiTheme="minorHAnsi" w:cstheme="minorHAnsi"/>
+                <w:sz w:val="16"/>
+                <w:szCs w:val="16"/>
+              </w:rPr>
+            </w:pPr>
+            <w:r>
+              <w:rPr>
+                <w:rFonts w:asciiTheme="minorHAnsi" w:hAnsiTheme="minorHAnsi" w:cstheme="minorHAnsi"/>
+                <w:sz w:val="16"/>
+                <w:szCs w:val="16"/>
+              </w:rPr>
+              <w:t>-</w:t>
+            </w:r>
+            <w:r>
+              <w:rPr>
+                <w:rFonts w:asciiTheme="minorHAnsi" w:hAnsiTheme="minorHAnsi" w:cstheme="minorHAnsi"/>
+                <w:sz w:val="16"/>
+                <w:szCs w:val="16"/>
+              </w:rPr>
+              <w:t xml:space="preserve"> Ce passage montre que le ghetto est un lieu de danger et de mystère pour le narrateur. Il est averti de faire attention au ghetto, mais il ne sait pas encore comment naviguer dans cet espace complexe et potentiellement hostile.</w:t>
+            </w:r>
+          </w:p>
+          <w:p>
+            <w:pPr>
+              <w:rPr>
+                <w:rFonts w:asciiTheme="minorHAnsi" w:hAnsiTheme="minorHAnsi" w:cstheme="minorHAnsi"/>
+                <w:sz w:val="16"/>
+                <w:szCs w:val="16"/>
+              </w:rPr>
+            </w:pPr>
+            <w:r>
+              <w:rPr>
+                <w:rFonts w:asciiTheme="minorHAnsi" w:hAnsiTheme="minorHAnsi" w:cstheme="minorHAnsi"/>
+                <w:sz w:val="16"/>
+                <w:szCs w:val="16"/>
+              </w:rPr>
+              <w:t>-</w:t>
+            </w:r>
+            <w:r>
+              <w:rPr>
+                <w:rFonts w:asciiTheme="minorHAnsi" w:hAnsiTheme="minorHAnsi" w:cstheme="minorHAnsi"/>
+                <w:sz w:val="16"/>
+                <w:szCs w:val="16"/>
+              </w:rPr>
+              <w:t xml:space="preserve"> Ce passage met en lumière la perception et la stigmatisation des quartiers habités majoritairement par des Noirs. Le terme "ghetto" est utilisé de manière péjorative pour désigner des zones marginalisées et souvent associées à la pauvreté et à la criminalité.</w:t>
             </w:r>
           </w:p>
         </w:tc>
@@ -3301,7 +2921,6 @@
               <w:rPr>
                 <w:rFonts w:ascii="Cambria" w:hAnsi="Cambria"/>
               </w:rPr>
-              <w:lastRenderedPageBreak/>
               <w:t>-</w:t>
             </w:r>
             <w:r>
@@ -3373,62 +2992,52 @@
           </w:tcPr>
           <w:p>
             <w:pPr>
-              <w:widowControl w:val="0"/>
-              <w:rPr>
-                <w:rFonts w:ascii="Cambria" w:hAnsi="Cambria"/>
-              </w:rPr>
-            </w:pPr>
-            <w:r>
-              <w:rPr>
-                <w:rFonts w:ascii="Cambria" w:hAnsi="Cambria"/>
-              </w:rPr>
-              <w:t>-</w:t>
-            </w:r>
-            <w:r>
-              <w:rPr>
-                <w:rFonts w:ascii="Inter var" w:hAnsi="Inter var"/>
-                <w:color w:val="000000"/>
-                <w:shd w:val="clear" w:color="auto" w:fill="F1F1F0"/>
-              </w:rPr>
-              <w:t xml:space="preserve"> </w:t>
-            </w:r>
-            <w:r>
-              <w:rPr>
-                <w:rFonts w:ascii="Inter var" w:hAnsi="Inter var"/>
-                <w:color w:val="000000"/>
-                <w:shd w:val="clear" w:color="auto" w:fill="F1F1F0"/>
-              </w:rPr>
-              <w:t>Ce passage montre Julie comme une figure de confrontation et de questionnement. Elle demande au narrateur de justifier ses sentiments et ses actions, ce qui crée une tension émotionnelle.</w:t>
-            </w:r>
-          </w:p>
-          <w:p>
-            <w:pPr>
-              <w:widowControl w:val="0"/>
-              <w:rPr>
-                <w:rFonts w:ascii="Cambria" w:hAnsi="Cambria"/>
-              </w:rPr>
-            </w:pPr>
-            <w:r>
-              <w:rPr>
-                <w:rFonts w:ascii="Cambria" w:hAnsi="Cambria"/>
-              </w:rPr>
-              <w:t>-</w:t>
-            </w:r>
-            <w:r>
-              <w:rPr>
-                <w:rFonts w:ascii="Inter var" w:hAnsi="Inter var"/>
-                <w:color w:val="000000"/>
-                <w:shd w:val="clear" w:color="auto" w:fill="F1F1F0"/>
-              </w:rPr>
-              <w:t xml:space="preserve"> </w:t>
-            </w:r>
-            <w:r>
-              <w:rPr>
-                <w:rFonts w:ascii="Inter var" w:hAnsi="Inter var"/>
-                <w:color w:val="000000"/>
-                <w:shd w:val="clear" w:color="auto" w:fill="F1F1F0"/>
-              </w:rPr>
-              <w:t>Dans ce passage, Julie est une source de contraste et de décalage pour le narrateur. Elle revient de l'opéra, un lieu de culture et de sophistication, et apporte avec elle des nouvelles d'un monde que le narrateur ne comprend pas pleinement.</w:t>
+              <w:rPr>
+                <w:rFonts w:asciiTheme="minorHAnsi" w:hAnsiTheme="minorHAnsi" w:cstheme="minorHAnsi"/>
+                <w:sz w:val="16"/>
+                <w:szCs w:val="16"/>
+              </w:rPr>
+            </w:pPr>
+            <w:r>
+              <w:rPr>
+                <w:rFonts w:asciiTheme="minorHAnsi" w:hAnsiTheme="minorHAnsi" w:cstheme="minorHAnsi"/>
+                <w:sz w:val="16"/>
+                <w:szCs w:val="16"/>
+              </w:rPr>
+              <w:t>-</w:t>
+            </w:r>
+            <w:r>
+              <w:rPr>
+                <w:rFonts w:asciiTheme="minorHAnsi" w:hAnsiTheme="minorHAnsi" w:cstheme="minorHAnsi"/>
+                <w:sz w:val="16"/>
+                <w:szCs w:val="16"/>
+              </w:rPr>
+              <w:t xml:space="preserve"> Ce passage montre Julie comme une figure de confrontation et de questionnement. Elle demande au narrateur de justifier ses sentiments et ses actions, ce qui crée une tension émotionnelle.</w:t>
+            </w:r>
+          </w:p>
+          <w:p>
+            <w:pPr>
+              <w:rPr>
+                <w:rFonts w:asciiTheme="minorHAnsi" w:hAnsiTheme="minorHAnsi" w:cstheme="minorHAnsi"/>
+                <w:sz w:val="16"/>
+                <w:szCs w:val="16"/>
+              </w:rPr>
+            </w:pPr>
+            <w:r>
+              <w:rPr>
+                <w:rFonts w:asciiTheme="minorHAnsi" w:hAnsiTheme="minorHAnsi" w:cstheme="minorHAnsi"/>
+                <w:sz w:val="16"/>
+                <w:szCs w:val="16"/>
+              </w:rPr>
+              <w:t>-</w:t>
+            </w:r>
+            <w:r>
+              <w:rPr>
+                <w:rFonts w:asciiTheme="minorHAnsi" w:hAnsiTheme="minorHAnsi" w:cstheme="minorHAnsi"/>
+                <w:sz w:val="16"/>
+                <w:szCs w:val="16"/>
+              </w:rPr>
+              <w:t xml:space="preserve"> Dans ce passage, Julie est une source de contraste et de décalage pour le narrateur. Elle revient de l'opéra, un lieu de culture et de sophistication, et apporte avec elle des nouvelles d'un monde que le narrateur ne comprend pas pleinement.</w:t>
             </w:r>
           </w:p>
         </w:tc>
@@ -3524,62 +3133,52 @@
           </w:tcPr>
           <w:p>
             <w:pPr>
-              <w:widowControl w:val="0"/>
-              <w:rPr>
-                <w:rFonts w:ascii="Cambria" w:hAnsi="Cambria"/>
-              </w:rPr>
-            </w:pPr>
-            <w:r>
-              <w:rPr>
-                <w:rFonts w:ascii="Cambria" w:hAnsi="Cambria"/>
-              </w:rPr>
-              <w:t>-</w:t>
-            </w:r>
-            <w:r>
-              <w:rPr>
-                <w:rFonts w:ascii="Inter var" w:hAnsi="Inter var"/>
-                <w:color w:val="000000"/>
-                <w:shd w:val="clear" w:color="auto" w:fill="F1F1F0"/>
-              </w:rPr>
-              <w:t xml:space="preserve"> </w:t>
-            </w:r>
-            <w:r>
-              <w:rPr>
-                <w:rFonts w:ascii="Inter var" w:hAnsi="Inter var"/>
-                <w:color w:val="000000"/>
-                <w:shd w:val="clear" w:color="auto" w:fill="F1F1F0"/>
-              </w:rPr>
-              <w:t>Ce passage montre Nathalie comme une figure de force et de détermination. Elle est décrite comme quelqu'un qui marche avec une assurance et une intensité qui affectent ceux qu'elle croise.</w:t>
-            </w:r>
-          </w:p>
-          <w:p>
-            <w:pPr>
-              <w:widowControl w:val="0"/>
-              <w:rPr>
-                <w:rFonts w:ascii="Cambria" w:hAnsi="Cambria"/>
-              </w:rPr>
-            </w:pPr>
-            <w:r>
-              <w:rPr>
-                <w:rFonts w:ascii="Cambria" w:hAnsi="Cambria"/>
-              </w:rPr>
-              <w:t>-</w:t>
-            </w:r>
-            <w:r>
-              <w:rPr>
-                <w:rFonts w:ascii="Inter var" w:hAnsi="Inter var"/>
-                <w:color w:val="000000"/>
-                <w:shd w:val="clear" w:color="auto" w:fill="F1F1F0"/>
-              </w:rPr>
-              <w:t xml:space="preserve"> </w:t>
-            </w:r>
-            <w:r>
-              <w:rPr>
-                <w:rFonts w:ascii="Inter var" w:hAnsi="Inter var"/>
-                <w:color w:val="000000"/>
-                <w:shd w:val="clear" w:color="auto" w:fill="F1F1F0"/>
-              </w:rPr>
-              <w:t> Ce passage montre une autre facette de Nathalie, celle de la tendresse et du soin. Elle prend soin du narrateur lorsqu'il est malade, montrant une attention et une douceur qui contrastent avec son image publique. </w:t>
+              <w:rPr>
+                <w:rFonts w:asciiTheme="minorHAnsi" w:hAnsiTheme="minorHAnsi" w:cstheme="minorHAnsi"/>
+                <w:sz w:val="16"/>
+                <w:szCs w:val="16"/>
+              </w:rPr>
+            </w:pPr>
+            <w:r>
+              <w:rPr>
+                <w:rFonts w:asciiTheme="minorHAnsi" w:hAnsiTheme="minorHAnsi" w:cstheme="minorHAnsi"/>
+                <w:sz w:val="16"/>
+                <w:szCs w:val="16"/>
+              </w:rPr>
+              <w:t>-</w:t>
+            </w:r>
+            <w:r>
+              <w:rPr>
+                <w:rFonts w:asciiTheme="minorHAnsi" w:hAnsiTheme="minorHAnsi" w:cstheme="minorHAnsi"/>
+                <w:sz w:val="16"/>
+                <w:szCs w:val="16"/>
+              </w:rPr>
+              <w:t xml:space="preserve"> Ce passage montre Nathalie comme une figure de force et de détermination. Elle est décrite comme quelqu'un qui marche avec une assurance et une intensité qui affectent ceux qu'elle croise.</w:t>
+            </w:r>
+          </w:p>
+          <w:p>
+            <w:pPr>
+              <w:rPr>
+                <w:rFonts w:asciiTheme="minorHAnsi" w:hAnsiTheme="minorHAnsi" w:cstheme="minorHAnsi"/>
+                <w:sz w:val="16"/>
+                <w:szCs w:val="16"/>
+              </w:rPr>
+            </w:pPr>
+            <w:r>
+              <w:rPr>
+                <w:rFonts w:asciiTheme="minorHAnsi" w:hAnsiTheme="minorHAnsi" w:cstheme="minorHAnsi"/>
+                <w:sz w:val="16"/>
+                <w:szCs w:val="16"/>
+              </w:rPr>
+              <w:t>-</w:t>
+            </w:r>
+            <w:r>
+              <w:rPr>
+                <w:rFonts w:asciiTheme="minorHAnsi" w:hAnsiTheme="minorHAnsi" w:cstheme="minorHAnsi"/>
+                <w:sz w:val="16"/>
+                <w:szCs w:val="16"/>
+              </w:rPr>
+              <w:t xml:space="preserve">  Ce passage montre une autre facette de Nathalie, celle de la tendresse et du soin. Elle prend soin du narrateur lorsqu'il est malade, montrant une attention et une douceur qui contrastent avec son image publique. </w:t>
             </w:r>
           </w:p>
         </w:tc>
@@ -3677,62 +3276,52 @@
           </w:tcPr>
           <w:p>
             <w:pPr>
-              <w:widowControl w:val="0"/>
-              <w:rPr>
-                <w:rFonts w:ascii="Cambria" w:hAnsi="Cambria"/>
-              </w:rPr>
-            </w:pPr>
-            <w:r>
-              <w:rPr>
-                <w:rFonts w:ascii="Cambria" w:hAnsi="Cambria"/>
-              </w:rPr>
-              <w:t>-</w:t>
-            </w:r>
-            <w:r>
-              <w:rPr>
-                <w:rFonts w:ascii="Inter var" w:hAnsi="Inter var"/>
-                <w:color w:val="000000"/>
-                <w:shd w:val="clear" w:color="auto" w:fill="F1F1F0"/>
-              </w:rPr>
-              <w:t xml:space="preserve"> </w:t>
-            </w:r>
-            <w:r>
-              <w:rPr>
-                <w:rFonts w:ascii="Inter var" w:hAnsi="Inter var"/>
-                <w:color w:val="000000"/>
-                <w:shd w:val="clear" w:color="auto" w:fill="F1F1F0"/>
-              </w:rPr>
-              <w:t>Ce passage montre que les machines sont un symbole de la monotonie et de l'aliénation dans le lieu de travail. Les hommes sont décrits comme silencieux et penchés sur les machines, ce qui souligne la déshumanisation et la perte d'individualité.</w:t>
-            </w:r>
-          </w:p>
-          <w:p>
-            <w:pPr>
-              <w:widowControl w:val="0"/>
-              <w:rPr>
-                <w:rFonts w:ascii="Cambria" w:hAnsi="Cambria"/>
-              </w:rPr>
-            </w:pPr>
-            <w:r>
-              <w:rPr>
-                <w:rFonts w:ascii="Cambria" w:hAnsi="Cambria"/>
-              </w:rPr>
-              <w:t>-</w:t>
-            </w:r>
-            <w:r>
-              <w:rPr>
-                <w:rFonts w:ascii="Inter var" w:hAnsi="Inter var"/>
-                <w:color w:val="000000"/>
-                <w:shd w:val="clear" w:color="auto" w:fill="F1F1F0"/>
-              </w:rPr>
-              <w:t xml:space="preserve"> </w:t>
-            </w:r>
-            <w:r>
-              <w:rPr>
-                <w:rFonts w:ascii="Inter var" w:hAnsi="Inter var"/>
-                <w:color w:val="000000"/>
-                <w:shd w:val="clear" w:color="auto" w:fill="F1F1F0"/>
-              </w:rPr>
-              <w:t>Ce passage met en lumière les dangers et les négligences associés aux machines dans le lieu de travail. La machine défectueuse qui a causé un accident grave n'est pas remplacée, ce qui montre le manque de considération de la direction pour la sécurité des travailleurs.</w:t>
+              <w:rPr>
+                <w:rFonts w:asciiTheme="minorHAnsi" w:hAnsiTheme="minorHAnsi" w:cstheme="minorHAnsi"/>
+                <w:sz w:val="16"/>
+                <w:szCs w:val="16"/>
+              </w:rPr>
+            </w:pPr>
+            <w:r>
+              <w:rPr>
+                <w:rFonts w:asciiTheme="minorHAnsi" w:hAnsiTheme="minorHAnsi" w:cstheme="minorHAnsi"/>
+                <w:sz w:val="16"/>
+                <w:szCs w:val="16"/>
+              </w:rPr>
+              <w:t>-</w:t>
+            </w:r>
+            <w:r>
+              <w:rPr>
+                <w:rFonts w:asciiTheme="minorHAnsi" w:hAnsiTheme="minorHAnsi" w:cstheme="minorHAnsi"/>
+                <w:sz w:val="16"/>
+                <w:szCs w:val="16"/>
+              </w:rPr>
+              <w:t xml:space="preserve"> Ce passage montre que les machines sont un symbole de la monotonie et de l'aliénation dans le lieu de travail. Les hommes sont décrits comme silencieux et penchés sur les machines, ce qui souligne la déshumanisation et la perte d'individualité.</w:t>
+            </w:r>
+          </w:p>
+          <w:p>
+            <w:pPr>
+              <w:rPr>
+                <w:rFonts w:asciiTheme="minorHAnsi" w:hAnsiTheme="minorHAnsi" w:cstheme="minorHAnsi"/>
+                <w:sz w:val="16"/>
+                <w:szCs w:val="16"/>
+              </w:rPr>
+            </w:pPr>
+            <w:r>
+              <w:rPr>
+                <w:rFonts w:asciiTheme="minorHAnsi" w:hAnsiTheme="minorHAnsi" w:cstheme="minorHAnsi"/>
+                <w:sz w:val="16"/>
+                <w:szCs w:val="16"/>
+              </w:rPr>
+              <w:t>-</w:t>
+            </w:r>
+            <w:r>
+              <w:rPr>
+                <w:rFonts w:asciiTheme="minorHAnsi" w:hAnsiTheme="minorHAnsi" w:cstheme="minorHAnsi"/>
+                <w:sz w:val="16"/>
+                <w:szCs w:val="16"/>
+              </w:rPr>
+              <w:t xml:space="preserve"> Ce passage met en lumière les dangers et les négligences associés aux machines dans le lieu de travail. La machine défectueuse qui a causé un accident grave n'est pas remplacée, ce qui montre le manque de considération de la direction pour la sécurité des travailleurs.</w:t>
             </w:r>
           </w:p>
         </w:tc>
@@ -3828,62 +3417,52 @@
           </w:tcPr>
           <w:p>
             <w:pPr>
-              <w:widowControl w:val="0"/>
-              <w:rPr>
-                <w:rFonts w:ascii="Cambria" w:hAnsi="Cambria"/>
-              </w:rPr>
-            </w:pPr>
-            <w:r>
-              <w:rPr>
-                <w:rFonts w:ascii="Cambria" w:hAnsi="Cambria"/>
-              </w:rPr>
-              <w:t>-</w:t>
-            </w:r>
-            <w:r>
-              <w:rPr>
-                <w:rFonts w:ascii="Inter var" w:hAnsi="Inter var"/>
-                <w:color w:val="000000"/>
-                <w:shd w:val="clear" w:color="auto" w:fill="F1F1F0"/>
-              </w:rPr>
-              <w:t xml:space="preserve"> </w:t>
-            </w:r>
-            <w:r>
-              <w:rPr>
-                <w:rFonts w:ascii="Inter var" w:hAnsi="Inter var"/>
-                <w:color w:val="000000"/>
-                <w:shd w:val="clear" w:color="auto" w:fill="F1F1F0"/>
-              </w:rPr>
-              <w:t>Ce passage montre l'Indien comme un personnage charismatique et mystérieux, qui suscite à la fois l'admiration et la peur. La discussion sur les clichés respectifs met en lumière les stéréotypes auxquels ils sont confrontés, mais aussi leur capacité à les transcender.</w:t>
-            </w:r>
-          </w:p>
-          <w:p>
-            <w:pPr>
-              <w:widowControl w:val="0"/>
-              <w:rPr>
-                <w:rFonts w:ascii="Cambria" w:hAnsi="Cambria"/>
-              </w:rPr>
-            </w:pPr>
-            <w:r>
-              <w:rPr>
-                <w:rFonts w:ascii="Cambria" w:hAnsi="Cambria"/>
-              </w:rPr>
-              <w:t>-</w:t>
-            </w:r>
-            <w:r>
-              <w:rPr>
-                <w:rFonts w:ascii="Inter var" w:hAnsi="Inter var"/>
-                <w:color w:val="000000"/>
-                <w:shd w:val="clear" w:color="auto" w:fill="F1F1F0"/>
-              </w:rPr>
-              <w:t xml:space="preserve"> </w:t>
-            </w:r>
-            <w:r>
-              <w:rPr>
-                <w:rFonts w:ascii="Inter var" w:hAnsi="Inter var"/>
-                <w:color w:val="000000"/>
-                <w:shd w:val="clear" w:color="auto" w:fill="F1F1F0"/>
-              </w:rPr>
-              <w:t>Ce passage met en lumière une autre facette de l'Indien, celle de la colère et de la violence potentielle. La mention de la forêt semble être un déclencheur émotionnel pour lui, suggérant un passé douloureux ou des souvenirs traumatisants.</w:t>
+              <w:rPr>
+                <w:rFonts w:asciiTheme="minorHAnsi" w:hAnsiTheme="minorHAnsi" w:cstheme="minorHAnsi"/>
+                <w:sz w:val="16"/>
+                <w:szCs w:val="16"/>
+              </w:rPr>
+            </w:pPr>
+            <w:r>
+              <w:rPr>
+                <w:rFonts w:asciiTheme="minorHAnsi" w:hAnsiTheme="minorHAnsi" w:cstheme="minorHAnsi"/>
+                <w:sz w:val="16"/>
+                <w:szCs w:val="16"/>
+              </w:rPr>
+              <w:t>-</w:t>
+            </w:r>
+            <w:r>
+              <w:rPr>
+                <w:rFonts w:asciiTheme="minorHAnsi" w:hAnsiTheme="minorHAnsi" w:cstheme="minorHAnsi"/>
+                <w:sz w:val="16"/>
+                <w:szCs w:val="16"/>
+              </w:rPr>
+              <w:t xml:space="preserve"> Ce passage montre l'Indien comme un personnage charismatique et mystérieux, qui suscite à la fois l'admiration et la peur. La discussion sur les clichés respectifs met en lumière les stéréotypes auxquels ils sont confrontés, mais aussi leur capacité à les transcender.</w:t>
+            </w:r>
+          </w:p>
+          <w:p>
+            <w:pPr>
+              <w:rPr>
+                <w:rFonts w:asciiTheme="minorHAnsi" w:hAnsiTheme="minorHAnsi" w:cstheme="minorHAnsi"/>
+                <w:sz w:val="16"/>
+                <w:szCs w:val="16"/>
+              </w:rPr>
+            </w:pPr>
+            <w:r>
+              <w:rPr>
+                <w:rFonts w:asciiTheme="minorHAnsi" w:hAnsiTheme="minorHAnsi" w:cstheme="minorHAnsi"/>
+                <w:sz w:val="16"/>
+                <w:szCs w:val="16"/>
+              </w:rPr>
+              <w:t>-</w:t>
+            </w:r>
+            <w:r>
+              <w:rPr>
+                <w:rFonts w:asciiTheme="minorHAnsi" w:hAnsiTheme="minorHAnsi" w:cstheme="minorHAnsi"/>
+                <w:sz w:val="16"/>
+                <w:szCs w:val="16"/>
+              </w:rPr>
+              <w:t xml:space="preserve"> Ce passage met en lumière une autre facette de l'Indien, celle de la colère et de la violence potentielle. La mention de la forêt semble être un déclencheur émotionnel pour lui, suggérant un passé douloureux ou des souvenirs traumatisants.</w:t>
             </w:r>
           </w:p>
         </w:tc>
@@ -3981,64 +3560,68 @@
           </w:tcPr>
           <w:p>
             <w:pPr>
-              <w:widowControl w:val="0"/>
-              <w:rPr>
-                <w:rFonts w:ascii="Cambria" w:hAnsi="Cambria"/>
-              </w:rPr>
-            </w:pPr>
-            <w:r>
-              <w:rPr>
-                <w:rFonts w:ascii="Cambria" w:hAnsi="Cambria"/>
-              </w:rPr>
-              <w:t>-</w:t>
-            </w:r>
-            <w:r>
-              <w:rPr>
-                <w:rFonts w:ascii="Inter var" w:hAnsi="Inter var"/>
-                <w:color w:val="000000"/>
-                <w:shd w:val="clear" w:color="auto" w:fill="F1F1F0"/>
-              </w:rPr>
-              <w:t xml:space="preserve"> </w:t>
-            </w:r>
-            <w:r>
-              <w:rPr>
-                <w:rFonts w:ascii="Inter var" w:hAnsi="Inter var"/>
-                <w:color w:val="000000"/>
-                <w:shd w:val="clear" w:color="auto" w:fill="F1F1F0"/>
-              </w:rPr>
-              <w:t> Ce passage montre l'importance du rôle de "délateur" dans le contexte de survie et de justice. Le personnage accepte de devenir un délateur en témoignant contre son boss, ce qui lui permet de réduire sa peine et d'obtenir une nouvelle identité.</w:t>
-            </w:r>
-          </w:p>
-          <w:p>
-            <w:pPr>
-              <w:widowControl w:val="0"/>
-              <w:rPr>
-                <w:rFonts w:ascii="Cambria" w:hAnsi="Cambria"/>
-              </w:rPr>
-            </w:pPr>
-            <w:r>
-              <w:rPr>
-                <w:rFonts w:ascii="Cambria" w:hAnsi="Cambria"/>
-              </w:rPr>
-              <w:t>-</w:t>
-            </w:r>
-            <w:r>
-              <w:rPr>
-                <w:rFonts w:ascii="Cambria" w:hAnsi="Cambria"/>
+              <w:rPr>
+                <w:rFonts w:asciiTheme="minorHAnsi" w:hAnsiTheme="minorHAnsi" w:cstheme="minorHAnsi"/>
+                <w:sz w:val="16"/>
+                <w:szCs w:val="16"/>
+              </w:rPr>
+            </w:pPr>
+            <w:r>
+              <w:rPr>
+                <w:rFonts w:asciiTheme="minorHAnsi" w:hAnsiTheme="minorHAnsi" w:cstheme="minorHAnsi"/>
+                <w:sz w:val="16"/>
+                <w:szCs w:val="16"/>
+              </w:rPr>
+              <w:t>-</w:t>
+            </w:r>
+            <w:r>
+              <w:rPr>
+                <w:rFonts w:asciiTheme="minorHAnsi" w:hAnsiTheme="minorHAnsi" w:cstheme="minorHAnsi"/>
+                <w:sz w:val="16"/>
+                <w:szCs w:val="16"/>
+              </w:rPr>
+              <w:t xml:space="preserve">  Ce passage montre l'importance du rôle de "délateur" dans le contexte de survie et de justice. Le personnage accepte de devenir un délateur en témoignant contre son boss, ce qui lui permet de réduire sa peine et d'obtenir une nouvelle identité.</w:t>
+            </w:r>
+          </w:p>
+          <w:p>
+            <w:pPr>
+              <w:rPr>
+                <w:rFonts w:asciiTheme="minorHAnsi" w:hAnsiTheme="minorHAnsi" w:cstheme="minorHAnsi"/>
+                <w:sz w:val="16"/>
+                <w:szCs w:val="16"/>
+              </w:rPr>
+            </w:pPr>
+            <w:r>
+              <w:rPr>
+                <w:rFonts w:asciiTheme="minorHAnsi" w:hAnsiTheme="minorHAnsi" w:cstheme="minorHAnsi"/>
+                <w:sz w:val="16"/>
+                <w:szCs w:val="16"/>
+              </w:rPr>
+              <w:t>-</w:t>
+            </w:r>
+            <w:r>
+              <w:rPr>
+                <w:rFonts w:asciiTheme="minorHAnsi" w:hAnsiTheme="minorHAnsi" w:cstheme="minorHAnsi"/>
+                <w:sz w:val="16"/>
+                <w:szCs w:val="16"/>
               </w:rPr>
               <w:t xml:space="preserve">Ce passage montre le rôle de délateur de manière péjoratif </w:t>
             </w:r>
             <w:proofErr w:type="gramStart"/>
             <w:r>
               <w:rPr>
-                <w:rFonts w:ascii="Cambria" w:hAnsi="Cambria"/>
+                <w:rFonts w:asciiTheme="minorHAnsi" w:hAnsiTheme="minorHAnsi" w:cstheme="minorHAnsi"/>
+                <w:sz w:val="16"/>
+                <w:szCs w:val="16"/>
               </w:rPr>
               <w:t>qui est pas</w:t>
             </w:r>
             <w:proofErr w:type="gramEnd"/>
             <w:r>
               <w:rPr>
-                <w:rFonts w:ascii="Cambria" w:hAnsi="Cambria"/>
+                <w:rFonts w:asciiTheme="minorHAnsi" w:hAnsiTheme="minorHAnsi" w:cstheme="minorHAnsi"/>
+                <w:sz w:val="16"/>
+                <w:szCs w:val="16"/>
               </w:rPr>
               <w:t xml:space="preserve"> aimer par les gens</w:t>
             </w:r>
@@ -4121,6 +3704,7 @@
                 <w:rFonts w:ascii="Cambria" w:hAnsi="Cambria"/>
                 <w:sz w:val="16"/>
               </w:rPr>
+              <w:lastRenderedPageBreak/>
               <w:t>castors</w:t>
             </w:r>
             <w:proofErr w:type="gramEnd"/>
@@ -4138,86 +3722,68 @@
           </w:tcPr>
           <w:p>
             <w:pPr>
-              <w:widowControl w:val="0"/>
-              <w:rPr>
-                <w:rFonts w:ascii="Cambria" w:hAnsi="Cambria"/>
-              </w:rPr>
-            </w:pPr>
-            <w:r>
-              <w:rPr>
-                <w:rFonts w:ascii="Cambria" w:hAnsi="Cambria"/>
-              </w:rPr>
-              <w:t>-</w:t>
-            </w:r>
-            <w:r>
-              <w:rPr>
-                <w:rFonts w:ascii="Inter var" w:hAnsi="Inter var"/>
-                <w:color w:val="000000"/>
-                <w:shd w:val="clear" w:color="auto" w:fill="F1F1F0"/>
-              </w:rPr>
-              <w:t xml:space="preserve"> Ce passage montre l</w:t>
-            </w:r>
-            <w:r>
-              <w:rPr>
-                <w:rFonts w:ascii="Inter var" w:hAnsi="Inter var"/>
-                <w:color w:val="000000"/>
-                <w:shd w:val="clear" w:color="auto" w:fill="F1F1F0"/>
-              </w:rPr>
-              <w:t xml:space="preserve">e documentaire sur les castors </w:t>
-            </w:r>
-            <w:r>
-              <w:rPr>
-                <w:rFonts w:ascii="Inter var" w:hAnsi="Inter var"/>
-                <w:color w:val="000000"/>
-                <w:shd w:val="clear" w:color="auto" w:fill="F1F1F0"/>
-              </w:rPr>
-              <w:t xml:space="preserve">qui </w:t>
-            </w:r>
-            <w:r>
-              <w:rPr>
-                <w:rFonts w:ascii="Inter var" w:hAnsi="Inter var"/>
-                <w:color w:val="000000"/>
-                <w:shd w:val="clear" w:color="auto" w:fill="F1F1F0"/>
-              </w:rPr>
-              <w:t>met en avant leur fidélité extrême, où la femelle choisit de ne pas procréer si le mâle est stérile. Cette fidélité peut être vue comme un contraste ou un miroir des relations humaines, en particulier celle entre le narrateur et Julie.</w:t>
-            </w:r>
-            <w:r>
-              <w:rPr>
-                <w:rFonts w:ascii="Cambria" w:hAnsi="Cambria"/>
-              </w:rPr>
-              <w:t xml:space="preserve"> </w:t>
-            </w:r>
-          </w:p>
-          <w:p>
-            <w:pPr>
-              <w:widowControl w:val="0"/>
-              <w:rPr>
-                <w:rFonts w:ascii="Cambria" w:hAnsi="Cambria"/>
-              </w:rPr>
-            </w:pPr>
-            <w:r>
-              <w:rPr>
-                <w:rFonts w:ascii="Cambria" w:hAnsi="Cambria"/>
-              </w:rPr>
-              <w:t>-</w:t>
-            </w:r>
-            <w:r>
-              <w:rPr>
-                <w:rFonts w:ascii="Cambria" w:hAnsi="Cambria"/>
+              <w:rPr>
+                <w:rFonts w:asciiTheme="minorHAnsi" w:hAnsiTheme="minorHAnsi" w:cstheme="minorHAnsi"/>
+                <w:sz w:val="16"/>
+                <w:szCs w:val="16"/>
+              </w:rPr>
+            </w:pPr>
+            <w:r>
+              <w:rPr>
+                <w:rFonts w:asciiTheme="minorHAnsi" w:hAnsiTheme="minorHAnsi" w:cstheme="minorHAnsi"/>
+                <w:sz w:val="16"/>
+                <w:szCs w:val="16"/>
+              </w:rPr>
+              <w:t>-</w:t>
+            </w:r>
+            <w:r>
+              <w:rPr>
+                <w:rFonts w:asciiTheme="minorHAnsi" w:hAnsiTheme="minorHAnsi" w:cstheme="minorHAnsi"/>
+                <w:sz w:val="16"/>
+                <w:szCs w:val="16"/>
+              </w:rPr>
+              <w:t xml:space="preserve"> Ce passage montre le documentaire sur les castors qui met en avant leur fidélité extrême, où la femelle choisit de ne pas procréer si le mâle est stérile. Cette fidélité peut être vue comme un contraste ou un miroir des relations humaines, en particulier celle entre le narrateur et Julie. </w:t>
+            </w:r>
+          </w:p>
+          <w:p>
+            <w:pPr>
+              <w:rPr>
+                <w:rFonts w:asciiTheme="minorHAnsi" w:hAnsiTheme="minorHAnsi" w:cstheme="minorHAnsi"/>
+                <w:sz w:val="16"/>
+                <w:szCs w:val="16"/>
+              </w:rPr>
+            </w:pPr>
+            <w:r>
+              <w:rPr>
+                <w:rFonts w:asciiTheme="minorHAnsi" w:hAnsiTheme="minorHAnsi" w:cstheme="minorHAnsi"/>
+                <w:sz w:val="16"/>
+                <w:szCs w:val="16"/>
+              </w:rPr>
+              <w:t>-</w:t>
+            </w:r>
+            <w:r>
+              <w:rPr>
+                <w:rFonts w:asciiTheme="minorHAnsi" w:hAnsiTheme="minorHAnsi" w:cstheme="minorHAnsi"/>
+                <w:sz w:val="16"/>
+                <w:szCs w:val="16"/>
               </w:rPr>
               <w:t>Ce passage montre un moment de calme entre Julie et le narrateur lors de l’</w:t>
             </w:r>
             <w:proofErr w:type="spellStart"/>
             <w:r>
               <w:rPr>
-                <w:rFonts w:ascii="Cambria" w:hAnsi="Cambria"/>
+                <w:rFonts w:asciiTheme="minorHAnsi" w:hAnsiTheme="minorHAnsi" w:cstheme="minorHAnsi"/>
+                <w:sz w:val="16"/>
+                <w:szCs w:val="16"/>
               </w:rPr>
               <w:t>ecoute</w:t>
             </w:r>
             <w:proofErr w:type="spellEnd"/>
             <w:r>
               <w:rPr>
-                <w:rFonts w:ascii="Cambria" w:hAnsi="Cambria"/>
+                <w:rFonts w:asciiTheme="minorHAnsi" w:hAnsiTheme="minorHAnsi" w:cstheme="minorHAnsi"/>
+                <w:sz w:val="16"/>
+                <w:szCs w:val="16"/>
               </w:rPr>
               <w:t xml:space="preserve"> d’un documentaire de castor</w:t>
             </w:r>
@@ -4317,62 +3883,84 @@
           </w:tcPr>
           <w:p>
             <w:pPr>
-              <w:widowControl w:val="0"/>
-              <w:rPr>
-                <w:rFonts w:ascii="Cambria" w:hAnsi="Cambria"/>
-              </w:rPr>
-            </w:pPr>
-            <w:r>
-              <w:rPr>
-                <w:rFonts w:ascii="Cambria" w:hAnsi="Cambria"/>
-              </w:rPr>
-              <w:t>-</w:t>
-            </w:r>
-            <w:r>
-              <w:rPr>
-                <w:rFonts w:ascii="Inter var" w:hAnsi="Inter var"/>
-                <w:color w:val="000000"/>
-                <w:shd w:val="clear" w:color="auto" w:fill="F1F1F0"/>
+              <w:rPr>
+                <w:rFonts w:asciiTheme="minorHAnsi" w:hAnsiTheme="minorHAnsi" w:cstheme="minorHAnsi"/>
+                <w:sz w:val="16"/>
+                <w:szCs w:val="16"/>
+              </w:rPr>
+            </w:pPr>
+            <w:r>
+              <w:rPr>
+                <w:rFonts w:asciiTheme="minorHAnsi" w:hAnsiTheme="minorHAnsi" w:cstheme="minorHAnsi"/>
+                <w:sz w:val="16"/>
+                <w:szCs w:val="16"/>
+              </w:rPr>
+              <w:t>-</w:t>
+            </w:r>
+            <w:r>
+              <w:rPr>
+                <w:rFonts w:asciiTheme="minorHAnsi" w:hAnsiTheme="minorHAnsi" w:cstheme="minorHAnsi"/>
+                <w:sz w:val="16"/>
+                <w:szCs w:val="16"/>
               </w:rPr>
               <w:t xml:space="preserve"> </w:t>
             </w:r>
             <w:r>
               <w:rPr>
-                <w:rFonts w:ascii="Inter var" w:hAnsi="Inter var"/>
-                <w:color w:val="000000"/>
-                <w:shd w:val="clear" w:color="auto" w:fill="F1F1F0"/>
-              </w:rPr>
-              <w:t>: La souris représente une forme de compagnie pour le narrateur, qui semble vivre une vie assez isolée.</w:t>
-            </w:r>
-          </w:p>
-          <w:p>
-            <w:pPr>
-              <w:widowControl w:val="0"/>
-              <w:rPr>
-                <w:rFonts w:ascii="Cambria" w:hAnsi="Cambria"/>
-              </w:rPr>
-            </w:pPr>
-            <w:r>
-              <w:rPr>
-                <w:rFonts w:ascii="Cambria" w:hAnsi="Cambria"/>
-              </w:rPr>
-              <w:t>-</w:t>
-            </w:r>
-            <w:r>
-              <w:rPr>
-                <w:rFonts w:ascii="Inter var" w:hAnsi="Inter var"/>
-                <w:color w:val="000000"/>
-                <w:shd w:val="clear" w:color="auto" w:fill="F1F1F0"/>
-              </w:rPr>
-              <w:t xml:space="preserve"> </w:t>
-            </w:r>
-            <w:r>
-              <w:rPr>
-                <w:rFonts w:ascii="Inter var" w:hAnsi="Inter var"/>
-                <w:color w:val="000000"/>
-                <w:shd w:val="clear" w:color="auto" w:fill="F1F1F0"/>
-              </w:rPr>
-              <w:t> La mort de la souris marque une perte pour le narrateur, soulignant le thème de la mortalité. La souris, qui était une "complice des mauvais jours", n'est plus là pour lui tenir compagnie, accentuant son sentiment de solitude.</w:t>
+                <w:rFonts w:asciiTheme="minorHAnsi" w:hAnsiTheme="minorHAnsi" w:cstheme="minorHAnsi"/>
+                <w:sz w:val="16"/>
+                <w:szCs w:val="16"/>
+              </w:rPr>
+              <w:t>Ce passage montre l</w:t>
+            </w:r>
+            <w:r>
+              <w:rPr>
+                <w:rFonts w:asciiTheme="minorHAnsi" w:hAnsiTheme="minorHAnsi" w:cstheme="minorHAnsi"/>
+                <w:sz w:val="16"/>
+                <w:szCs w:val="16"/>
+              </w:rPr>
+              <w:t>a souris représente une forme de compagnie pour le narrateur, qui semble vivre une vie assez isolée.</w:t>
+            </w:r>
+          </w:p>
+          <w:p>
+            <w:pPr>
+              <w:rPr>
+                <w:rFonts w:asciiTheme="minorHAnsi" w:hAnsiTheme="minorHAnsi" w:cstheme="minorHAnsi"/>
+                <w:sz w:val="16"/>
+                <w:szCs w:val="16"/>
+              </w:rPr>
+            </w:pPr>
+            <w:r>
+              <w:rPr>
+                <w:rFonts w:asciiTheme="minorHAnsi" w:hAnsiTheme="minorHAnsi" w:cstheme="minorHAnsi"/>
+                <w:sz w:val="16"/>
+                <w:szCs w:val="16"/>
+              </w:rPr>
+              <w:t>-</w:t>
+            </w:r>
+            <w:r>
+              <w:rPr>
+                <w:rFonts w:asciiTheme="minorHAnsi" w:hAnsiTheme="minorHAnsi" w:cstheme="minorHAnsi"/>
+                <w:sz w:val="16"/>
+                <w:szCs w:val="16"/>
+              </w:rPr>
+              <w:t xml:space="preserve">  </w:t>
+            </w:r>
+            <w:r>
+              <w:rPr>
+                <w:rFonts w:asciiTheme="minorHAnsi" w:hAnsiTheme="minorHAnsi" w:cstheme="minorHAnsi"/>
+                <w:sz w:val="16"/>
+                <w:szCs w:val="16"/>
+              </w:rPr>
+              <w:t>Ce passage montre l</w:t>
+            </w:r>
+            <w:r>
+              <w:rPr>
+                <w:rFonts w:asciiTheme="minorHAnsi" w:hAnsiTheme="minorHAnsi" w:cstheme="minorHAnsi"/>
+                <w:sz w:val="16"/>
+                <w:szCs w:val="16"/>
+              </w:rPr>
+              <w:t>a mort de la souris marque une perte pour le narrateur, soulignant le thème de la mortalité. La souris, qui était une "complice des mauvais jours", n'est plus là pour lui tenir compagnie, accentuant son sentiment de solitude.</w:t>
             </w:r>
           </w:p>
         </w:tc>
@@ -4477,71 +4065,52 @@
           </w:tcPr>
           <w:p>
             <w:pPr>
-              <w:widowControl w:val="0"/>
-              <w:rPr>
-                <w:rFonts w:ascii="Cambria" w:hAnsi="Cambria"/>
-              </w:rPr>
-            </w:pPr>
-            <w:r>
-              <w:rPr>
-                <w:rFonts w:ascii="Cambria" w:hAnsi="Cambria"/>
-              </w:rPr>
-              <w:t>-</w:t>
-            </w:r>
-            <w:r>
-              <w:rPr>
-                <w:rFonts w:ascii="Inter var" w:hAnsi="Inter var"/>
-                <w:color w:val="000000"/>
-                <w:shd w:val="clear" w:color="auto" w:fill="F1F1F0"/>
-              </w:rPr>
-              <w:t xml:space="preserve"> </w:t>
-            </w:r>
-            <w:r>
-              <w:rPr>
-                <w:rFonts w:ascii="Inter var" w:hAnsi="Inter var"/>
-                <w:color w:val="000000"/>
-                <w:shd w:val="clear" w:color="auto" w:fill="F1F1F0"/>
-              </w:rPr>
-              <w:t>Ce passage met en lumière la fascination et l'excitation que suscite la première tempête de neige de l'année. Pour les habitants, c'est un événement récurrent mais toujours marquant, symbolisant le début de l'hiver.</w:t>
-            </w:r>
-          </w:p>
-          <w:p>
-            <w:pPr>
-              <w:widowControl w:val="0"/>
-              <w:rPr>
-                <w:rFonts w:ascii="Cambria" w:hAnsi="Cambria"/>
-              </w:rPr>
-            </w:pPr>
-            <w:r>
-              <w:rPr>
-                <w:rFonts w:ascii="Cambria" w:hAnsi="Cambria"/>
-              </w:rPr>
-              <w:t>-</w:t>
-            </w:r>
-            <w:r>
-              <w:rPr>
-                <w:rFonts w:ascii="Inter var" w:hAnsi="Inter var"/>
-                <w:color w:val="000000"/>
-                <w:shd w:val="clear" w:color="auto" w:fill="F1F1F0"/>
-              </w:rPr>
-              <w:t xml:space="preserve"> </w:t>
-            </w:r>
-            <w:r>
-              <w:rPr>
-                <w:rFonts w:ascii="Inter var" w:hAnsi="Inter var"/>
-                <w:color w:val="000000"/>
-                <w:shd w:val="clear" w:color="auto" w:fill="F1F1F0"/>
-              </w:rPr>
-              <w:t xml:space="preserve">Ce passage est crucial car il met en évidence le choc culturel et climatique que vit le narrateur. La tempête de neige devient un symbole de son adaptation à </w:t>
-            </w:r>
-            <w:r>
-              <w:rPr>
-                <w:rFonts w:ascii="Inter var" w:hAnsi="Inter var"/>
-                <w:color w:val="000000"/>
-                <w:shd w:val="clear" w:color="auto" w:fill="F1F1F0"/>
-              </w:rPr>
-              <w:lastRenderedPageBreak/>
-              <w:t>un nouvel environnement, à la fois géographique et social.</w:t>
+              <w:rPr>
+                <w:rFonts w:asciiTheme="minorHAnsi" w:hAnsiTheme="minorHAnsi" w:cstheme="minorHAnsi"/>
+                <w:sz w:val="16"/>
+                <w:szCs w:val="16"/>
+              </w:rPr>
+            </w:pPr>
+            <w:r>
+              <w:rPr>
+                <w:rFonts w:asciiTheme="minorHAnsi" w:hAnsiTheme="minorHAnsi" w:cstheme="minorHAnsi"/>
+                <w:sz w:val="16"/>
+                <w:szCs w:val="16"/>
+              </w:rPr>
+              <w:t>-</w:t>
+            </w:r>
+            <w:r>
+              <w:rPr>
+                <w:rFonts w:asciiTheme="minorHAnsi" w:hAnsiTheme="minorHAnsi" w:cstheme="minorHAnsi"/>
+                <w:sz w:val="16"/>
+                <w:szCs w:val="16"/>
+              </w:rPr>
+              <w:t xml:space="preserve"> Ce passage met en lumière la fascination et l'excitation que suscite la première tempête de neige de l'année. Pour les habitants, c'est un événement récurrent mais toujours marquant, symbolisant le début de l'hiver.</w:t>
+            </w:r>
+          </w:p>
+          <w:p>
+            <w:pPr>
+              <w:rPr>
+                <w:rFonts w:asciiTheme="minorHAnsi" w:hAnsiTheme="minorHAnsi" w:cstheme="minorHAnsi"/>
+                <w:sz w:val="16"/>
+                <w:szCs w:val="16"/>
+              </w:rPr>
+            </w:pPr>
+            <w:r>
+              <w:rPr>
+                <w:rFonts w:asciiTheme="minorHAnsi" w:hAnsiTheme="minorHAnsi" w:cstheme="minorHAnsi"/>
+                <w:sz w:val="16"/>
+                <w:szCs w:val="16"/>
+              </w:rPr>
+              <w:t>-</w:t>
+            </w:r>
+            <w:r>
+              <w:rPr>
+                <w:rFonts w:asciiTheme="minorHAnsi" w:hAnsiTheme="minorHAnsi" w:cstheme="minorHAnsi"/>
+                <w:sz w:val="16"/>
+                <w:szCs w:val="16"/>
+              </w:rPr>
+              <w:t xml:space="preserve"> Ce passage est crucial car il met en évidence le choc culturel et climatique que vit le narrateur. La tempête de neige devient un symbole de son adaptation à un nouvel environnement, à la fois géographique et social.</w:t>
             </w:r>
           </w:p>
         </w:tc>
@@ -4566,7 +4135,6 @@
               <w:rPr>
                 <w:rFonts w:ascii="Cambria" w:hAnsi="Cambria"/>
               </w:rPr>
-              <w:lastRenderedPageBreak/>
               <w:t>-</w:t>
             </w:r>
             <w:r>
@@ -4647,62 +4215,52 @@
           </w:tcPr>
           <w:p>
             <w:pPr>
-              <w:widowControl w:val="0"/>
-              <w:rPr>
-                <w:rFonts w:ascii="Cambria" w:hAnsi="Cambria"/>
-              </w:rPr>
-            </w:pPr>
-            <w:r>
-              <w:rPr>
-                <w:rFonts w:ascii="Cambria" w:hAnsi="Cambria"/>
-              </w:rPr>
-              <w:t>-</w:t>
-            </w:r>
-            <w:r>
-              <w:rPr>
-                <w:rFonts w:ascii="Inter var" w:hAnsi="Inter var"/>
-                <w:color w:val="000000"/>
-                <w:shd w:val="clear" w:color="auto" w:fill="F1F1F0"/>
-              </w:rPr>
-              <w:t xml:space="preserve"> </w:t>
-            </w:r>
-            <w:r>
-              <w:rPr>
-                <w:rFonts w:ascii="Inter var" w:hAnsi="Inter var"/>
-                <w:color w:val="000000"/>
-                <w:shd w:val="clear" w:color="auto" w:fill="F1F1F0"/>
-              </w:rPr>
-              <w:t> Ce passage est important car il met en lumière la dynamique de pouvoir et de harcèlement au sein de l'entreprise. La secrétaire du boss, en gardant la tête baissée et en rougissant, montre son inconfort et son impuissance face aux remarques racistes et sexistes de ses supérieurs. </w:t>
-            </w:r>
-          </w:p>
-          <w:p>
-            <w:pPr>
-              <w:widowControl w:val="0"/>
-              <w:rPr>
-                <w:rFonts w:ascii="Cambria" w:hAnsi="Cambria"/>
-              </w:rPr>
-            </w:pPr>
-            <w:r>
-              <w:rPr>
-                <w:rFonts w:ascii="Cambria" w:hAnsi="Cambria"/>
-              </w:rPr>
-              <w:t>-</w:t>
-            </w:r>
-            <w:r>
-              <w:rPr>
-                <w:rFonts w:ascii="Inter var" w:hAnsi="Inter var"/>
-                <w:color w:val="000000"/>
-                <w:shd w:val="clear" w:color="auto" w:fill="F1F1F0"/>
-              </w:rPr>
-              <w:t xml:space="preserve"> </w:t>
-            </w:r>
-            <w:r>
-              <w:rPr>
-                <w:rFonts w:ascii="Inter var" w:hAnsi="Inter var"/>
-                <w:color w:val="000000"/>
-                <w:shd w:val="clear" w:color="auto" w:fill="F1F1F0"/>
-              </w:rPr>
-              <w:t>Ce passage révèle une dimension plus personnelle et intime de la relation entre le narrateur et la secrétaire du boss. En dehors du cadre professionnel, ils partagent un moment de complicité et d'intimité, ce qui contraste avec la froideur et la distance de leur interaction au travail.</w:t>
+              <w:rPr>
+                <w:rFonts w:asciiTheme="minorHAnsi" w:hAnsiTheme="minorHAnsi" w:cstheme="minorHAnsi"/>
+                <w:sz w:val="16"/>
+                <w:szCs w:val="16"/>
+              </w:rPr>
+            </w:pPr>
+            <w:r>
+              <w:rPr>
+                <w:rFonts w:asciiTheme="minorHAnsi" w:hAnsiTheme="minorHAnsi" w:cstheme="minorHAnsi"/>
+                <w:sz w:val="16"/>
+                <w:szCs w:val="16"/>
+              </w:rPr>
+              <w:t>-</w:t>
+            </w:r>
+            <w:r>
+              <w:rPr>
+                <w:rFonts w:asciiTheme="minorHAnsi" w:hAnsiTheme="minorHAnsi" w:cstheme="minorHAnsi"/>
+                <w:sz w:val="16"/>
+                <w:szCs w:val="16"/>
+              </w:rPr>
+              <w:t xml:space="preserve">  Ce passage est important car il met en lumière la dynamique de pouvoir et de harcèlement au sein de l'entreprise. La secrétaire du boss, en gardant la tête baissée et en rougissant, montre son inconfort et son impuissance face aux remarques racistes et sexistes de ses supérieurs. </w:t>
+            </w:r>
+          </w:p>
+          <w:p>
+            <w:pPr>
+              <w:rPr>
+                <w:rFonts w:asciiTheme="minorHAnsi" w:hAnsiTheme="minorHAnsi" w:cstheme="minorHAnsi"/>
+                <w:sz w:val="16"/>
+                <w:szCs w:val="16"/>
+              </w:rPr>
+            </w:pPr>
+            <w:r>
+              <w:rPr>
+                <w:rFonts w:asciiTheme="minorHAnsi" w:hAnsiTheme="minorHAnsi" w:cstheme="minorHAnsi"/>
+                <w:sz w:val="16"/>
+                <w:szCs w:val="16"/>
+              </w:rPr>
+              <w:t>-</w:t>
+            </w:r>
+            <w:r>
+              <w:rPr>
+                <w:rFonts w:asciiTheme="minorHAnsi" w:hAnsiTheme="minorHAnsi" w:cstheme="minorHAnsi"/>
+                <w:sz w:val="16"/>
+                <w:szCs w:val="16"/>
+              </w:rPr>
+              <w:t xml:space="preserve"> Ce passage révèle une dimension plus personnelle et intime de la relation entre le narrateur et la secrétaire du boss. En dehors du cadre professionnel, ils partagent un moment de complicité et d'intimité, ce qui contraste avec la froideur et la distance de leur interaction au travail.</w:t>
             </w:r>
           </w:p>
         </w:tc>
@@ -4807,62 +4365,52 @@
           </w:tcPr>
           <w:p>
             <w:pPr>
-              <w:widowControl w:val="0"/>
-              <w:rPr>
-                <w:rFonts w:ascii="Cambria" w:hAnsi="Cambria"/>
-              </w:rPr>
-            </w:pPr>
-            <w:r>
-              <w:rPr>
-                <w:rFonts w:ascii="Cambria" w:hAnsi="Cambria"/>
-              </w:rPr>
-              <w:t>-</w:t>
-            </w:r>
-            <w:r>
-              <w:rPr>
-                <w:rFonts w:ascii="Inter var" w:hAnsi="Inter var"/>
-                <w:color w:val="000000"/>
-                <w:shd w:val="clear" w:color="auto" w:fill="F1F1F0"/>
-              </w:rPr>
-              <w:t xml:space="preserve"> </w:t>
-            </w:r>
-            <w:r>
-              <w:rPr>
-                <w:rFonts w:ascii="Inter var" w:hAnsi="Inter var"/>
-                <w:color w:val="000000"/>
-                <w:shd w:val="clear" w:color="auto" w:fill="F1F1F0"/>
-              </w:rPr>
-              <w:t>Ce passage est important car il met en scène la fille du boss comme une figure à la fois fascinante et dangereuse. Sa présence dans l'usine, décrite comme une "cage aux fauves", crée une tension palpable parmi les ouvriers.</w:t>
-            </w:r>
-          </w:p>
-          <w:p>
-            <w:pPr>
-              <w:widowControl w:val="0"/>
-              <w:rPr>
-                <w:rFonts w:ascii="Cambria" w:hAnsi="Cambria"/>
-              </w:rPr>
-            </w:pPr>
-            <w:r>
-              <w:rPr>
-                <w:rFonts w:ascii="Cambria" w:hAnsi="Cambria"/>
-              </w:rPr>
-              <w:t>-</w:t>
-            </w:r>
-            <w:r>
-              <w:rPr>
-                <w:rFonts w:ascii="Inter var" w:hAnsi="Inter var"/>
-                <w:color w:val="000000"/>
-                <w:shd w:val="clear" w:color="auto" w:fill="F1F1F0"/>
-              </w:rPr>
-              <w:t xml:space="preserve"> </w:t>
-            </w:r>
-            <w:r>
-              <w:rPr>
-                <w:rFonts w:ascii="Inter var" w:hAnsi="Inter var"/>
-                <w:color w:val="000000"/>
-                <w:shd w:val="clear" w:color="auto" w:fill="F1F1F0"/>
-              </w:rPr>
-              <w:t> Ce passage, bien qu'il ne mentionne pas directement "la fille du boss", fait référence à une situation où les relations familiales et les attentes sociales jouent un rôle crucial</w:t>
+              <w:rPr>
+                <w:rFonts w:asciiTheme="minorHAnsi" w:hAnsiTheme="minorHAnsi" w:cstheme="minorHAnsi"/>
+                <w:sz w:val="16"/>
+                <w:szCs w:val="16"/>
+              </w:rPr>
+            </w:pPr>
+            <w:r>
+              <w:rPr>
+                <w:rFonts w:asciiTheme="minorHAnsi" w:hAnsiTheme="minorHAnsi" w:cstheme="minorHAnsi"/>
+                <w:sz w:val="16"/>
+                <w:szCs w:val="16"/>
+              </w:rPr>
+              <w:t>-</w:t>
+            </w:r>
+            <w:r>
+              <w:rPr>
+                <w:rFonts w:asciiTheme="minorHAnsi" w:hAnsiTheme="minorHAnsi" w:cstheme="minorHAnsi"/>
+                <w:sz w:val="16"/>
+                <w:szCs w:val="16"/>
+              </w:rPr>
+              <w:t xml:space="preserve"> Ce passage est important car il met en scène la fille du boss comme une figure à la fois fascinante et dangereuse. Sa présence dans l'usine, décrite comme une "cage aux fauves", crée une tension palpable parmi les ouvriers.</w:t>
+            </w:r>
+          </w:p>
+          <w:p>
+            <w:pPr>
+              <w:rPr>
+                <w:rFonts w:asciiTheme="minorHAnsi" w:hAnsiTheme="minorHAnsi" w:cstheme="minorHAnsi"/>
+                <w:sz w:val="16"/>
+                <w:szCs w:val="16"/>
+              </w:rPr>
+            </w:pPr>
+            <w:r>
+              <w:rPr>
+                <w:rFonts w:asciiTheme="minorHAnsi" w:hAnsiTheme="minorHAnsi" w:cstheme="minorHAnsi"/>
+                <w:sz w:val="16"/>
+                <w:szCs w:val="16"/>
+              </w:rPr>
+              <w:t>-</w:t>
+            </w:r>
+            <w:r>
+              <w:rPr>
+                <w:rFonts w:asciiTheme="minorHAnsi" w:hAnsiTheme="minorHAnsi" w:cstheme="minorHAnsi"/>
+                <w:sz w:val="16"/>
+                <w:szCs w:val="16"/>
+              </w:rPr>
+              <w:t xml:space="preserve">  Ce passage, bien qu'il ne mentionne pas directement "la fille du boss", fait référence à une situation où les relations familiales et les attentes sociales jouent un rôle crucial</w:t>
             </w:r>
           </w:p>
         </w:tc>
@@ -4958,53 +4506,50 @@
           </w:tcPr>
           <w:p>
             <w:pPr>
-              <w:widowControl w:val="0"/>
-              <w:rPr>
-                <w:rFonts w:ascii="Cambria" w:hAnsi="Cambria"/>
-              </w:rPr>
-            </w:pPr>
-            <w:r>
-              <w:rPr>
-                <w:rFonts w:ascii="Cambria" w:hAnsi="Cambria"/>
-              </w:rPr>
-              <w:t>-</w:t>
-            </w:r>
-            <w:r>
-              <w:rPr>
-                <w:rFonts w:ascii="Inter var" w:hAnsi="Inter var"/>
-                <w:color w:val="000000"/>
-                <w:shd w:val="clear" w:color="auto" w:fill="F1F1F0"/>
+              <w:rPr>
+                <w:rFonts w:asciiTheme="minorHAnsi" w:hAnsiTheme="minorHAnsi" w:cstheme="minorHAnsi"/>
+                <w:sz w:val="16"/>
+                <w:szCs w:val="16"/>
+              </w:rPr>
+            </w:pPr>
+            <w:r>
+              <w:rPr>
+                <w:rFonts w:asciiTheme="minorHAnsi" w:hAnsiTheme="minorHAnsi" w:cstheme="minorHAnsi"/>
+                <w:sz w:val="16"/>
+                <w:szCs w:val="16"/>
+              </w:rPr>
+              <w:t>-</w:t>
+            </w:r>
+            <w:r>
+              <w:rPr>
+                <w:rFonts w:asciiTheme="minorHAnsi" w:hAnsiTheme="minorHAnsi" w:cstheme="minorHAnsi"/>
+                <w:sz w:val="16"/>
+                <w:szCs w:val="16"/>
               </w:rPr>
               <w:t>Ce passage est crucial car il met en lumière les conditions précaires et inhumaines dans lesquelles travaillent Joseph et Josaphat. Leur arrestation par la police et le commentaire du boss soulignent l'exploitation des travailleurs sans statut légal, qui sont souvent les plus vulnérables et les moins protégés. </w:t>
             </w:r>
           </w:p>
           <w:p>
             <w:pPr>
-              <w:widowControl w:val="0"/>
-              <w:rPr>
-                <w:rFonts w:ascii="Cambria" w:hAnsi="Cambria"/>
-              </w:rPr>
-            </w:pPr>
-            <w:r>
-              <w:rPr>
-                <w:rFonts w:ascii="Cambria" w:hAnsi="Cambria"/>
-              </w:rPr>
-              <w:t>-</w:t>
-            </w:r>
-            <w:r>
-              <w:rPr>
-                <w:rStyle w:val="lev"/>
-                <w:rFonts w:ascii="Inter var" w:hAnsi="Inter var"/>
-                <w:bdr w:val="single" w:sz="2" w:space="0" w:color="E5E7EB" w:frame="1"/>
-                <w:shd w:val="clear" w:color="auto" w:fill="F1F1F0"/>
-              </w:rPr>
-              <w:t>:</w:t>
-            </w:r>
-            <w:r>
-              <w:rPr>
-                <w:rFonts w:ascii="Inter var" w:hAnsi="Inter var"/>
-                <w:color w:val="000000"/>
-                <w:shd w:val="clear" w:color="auto" w:fill="F1F1F0"/>
+              <w:rPr>
+                <w:rFonts w:asciiTheme="minorHAnsi" w:hAnsiTheme="minorHAnsi" w:cstheme="minorHAnsi"/>
+                <w:sz w:val="16"/>
+                <w:szCs w:val="16"/>
+              </w:rPr>
+            </w:pPr>
+            <w:r>
+              <w:rPr>
+                <w:rFonts w:asciiTheme="minorHAnsi" w:hAnsiTheme="minorHAnsi" w:cstheme="minorHAnsi"/>
+                <w:sz w:val="16"/>
+                <w:szCs w:val="16"/>
+              </w:rPr>
+              <w:t>-</w:t>
+            </w:r>
+            <w:r>
+              <w:rPr>
+                <w:rFonts w:asciiTheme="minorHAnsi" w:hAnsiTheme="minorHAnsi" w:cstheme="minorHAnsi"/>
+                <w:sz w:val="16"/>
+                <w:szCs w:val="16"/>
               </w:rPr>
               <w:t> Ce passage est important car il raconte l'histoire de Joseph et Josaphat, soulignant leur sacrifice et leur détermination à chercher une vie meilleure. Ils ont tout vendu pour immigrer à Montréal, mais se retrouvent dans une situation d'exploitation et de peur constante d'être renvoyés. </w:t>
             </w:r>
@@ -5104,44 +4649,50 @@
           </w:tcPr>
           <w:p>
             <w:pPr>
-              <w:widowControl w:val="0"/>
-              <w:rPr>
-                <w:rFonts w:ascii="Cambria" w:hAnsi="Cambria"/>
-              </w:rPr>
-            </w:pPr>
-            <w:r>
-              <w:rPr>
-                <w:rFonts w:ascii="Cambria" w:hAnsi="Cambria"/>
-              </w:rPr>
-              <w:t>-</w:t>
-            </w:r>
-            <w:r>
-              <w:rPr>
-                <w:rFonts w:ascii="Inter var" w:hAnsi="Inter var"/>
-                <w:color w:val="000000"/>
-                <w:shd w:val="clear" w:color="auto" w:fill="F1F1F0"/>
+              <w:rPr>
+                <w:rFonts w:asciiTheme="minorHAnsi" w:hAnsiTheme="minorHAnsi" w:cstheme="minorHAnsi"/>
+                <w:sz w:val="16"/>
+                <w:szCs w:val="16"/>
+              </w:rPr>
+            </w:pPr>
+            <w:r>
+              <w:rPr>
+                <w:rFonts w:asciiTheme="minorHAnsi" w:hAnsiTheme="minorHAnsi" w:cstheme="minorHAnsi"/>
+                <w:sz w:val="16"/>
+                <w:szCs w:val="16"/>
+              </w:rPr>
+              <w:t>-</w:t>
+            </w:r>
+            <w:r>
+              <w:rPr>
+                <w:rFonts w:asciiTheme="minorHAnsi" w:hAnsiTheme="minorHAnsi" w:cstheme="minorHAnsi"/>
+                <w:sz w:val="16"/>
+                <w:szCs w:val="16"/>
               </w:rPr>
               <w:t>Ce passage est important car il montre le lien profond et émotionnel entre le narrateur et sa mère. La réception de la lettre, décrite avec une grande émotion, souligne l'importance des liens familiaux et des racines, même à distance.</w:t>
             </w:r>
           </w:p>
           <w:p>
             <w:pPr>
-              <w:widowControl w:val="0"/>
-              <w:rPr>
-                <w:rFonts w:ascii="Cambria" w:hAnsi="Cambria"/>
-              </w:rPr>
-            </w:pPr>
-            <w:r>
-              <w:rPr>
-                <w:rFonts w:ascii="Cambria" w:hAnsi="Cambria"/>
-              </w:rPr>
-              <w:t>-</w:t>
-            </w:r>
-            <w:r>
-              <w:rPr>
-                <w:rFonts w:ascii="Inter var" w:hAnsi="Inter var"/>
-                <w:color w:val="000000"/>
-                <w:shd w:val="clear" w:color="auto" w:fill="F1F1F0"/>
+              <w:rPr>
+                <w:rFonts w:asciiTheme="minorHAnsi" w:hAnsiTheme="minorHAnsi" w:cstheme="minorHAnsi"/>
+                <w:sz w:val="16"/>
+                <w:szCs w:val="16"/>
+              </w:rPr>
+            </w:pPr>
+            <w:r>
+              <w:rPr>
+                <w:rFonts w:asciiTheme="minorHAnsi" w:hAnsiTheme="minorHAnsi" w:cstheme="minorHAnsi"/>
+                <w:sz w:val="16"/>
+                <w:szCs w:val="16"/>
+              </w:rPr>
+              <w:t>-</w:t>
+            </w:r>
+            <w:r>
+              <w:rPr>
+                <w:rFonts w:asciiTheme="minorHAnsi" w:hAnsiTheme="minorHAnsi" w:cstheme="minorHAnsi"/>
+                <w:sz w:val="16"/>
+                <w:szCs w:val="16"/>
               </w:rPr>
               <w:t>Ce passage est crucial car il raconte l'histoire tragique de la mère de Maria, qui a sacrifié tout pour retrouver l'homme qu'elle aimait, seulement pour mourir de chagrin en réalisant qu'il ne reviendrait jamais en Italie.</w:t>
             </w:r>
@@ -5241,62 +4792,52 @@
           </w:tcPr>
           <w:p>
             <w:pPr>
-              <w:widowControl w:val="0"/>
-              <w:rPr>
-                <w:rFonts w:ascii="Cambria" w:hAnsi="Cambria"/>
-              </w:rPr>
-            </w:pPr>
-            <w:r>
-              <w:rPr>
-                <w:rFonts w:ascii="Cambria" w:hAnsi="Cambria"/>
-              </w:rPr>
-              <w:t>-</w:t>
-            </w:r>
-            <w:r>
-              <w:rPr>
-                <w:rFonts w:ascii="Inter var" w:hAnsi="Inter var"/>
-                <w:color w:val="000000"/>
-                <w:shd w:val="clear" w:color="auto" w:fill="F1F1F0"/>
-              </w:rPr>
-              <w:t xml:space="preserve"> </w:t>
-            </w:r>
-            <w:r>
-              <w:rPr>
-                <w:rFonts w:ascii="Inter var" w:hAnsi="Inter var"/>
-                <w:color w:val="000000"/>
-                <w:shd w:val="clear" w:color="auto" w:fill="F1F1F0"/>
-              </w:rPr>
-              <w:t>Ce passage est crucial car il marque un tournant décisif dans la vie du narrateur. En quittant son emploi pour devenir écrivain, il fait un acte de rébellion et de quête de liberté personnelle. La machine à écrire Remington 22 symbolise son engagement envers son nouveau chemin de vie et son désir de s'exprimer à travers l'écriture.</w:t>
-            </w:r>
-          </w:p>
-          <w:p>
-            <w:pPr>
-              <w:widowControl w:val="0"/>
-              <w:rPr>
-                <w:rFonts w:ascii="Cambria" w:hAnsi="Cambria"/>
-              </w:rPr>
-            </w:pPr>
-            <w:r>
-              <w:rPr>
-                <w:rFonts w:ascii="Cambria" w:hAnsi="Cambria"/>
-              </w:rPr>
-              <w:t>-</w:t>
-            </w:r>
-            <w:r>
-              <w:rPr>
-                <w:rFonts w:ascii="Inter var" w:hAnsi="Inter var"/>
-                <w:color w:val="000000"/>
-                <w:shd w:val="clear" w:color="auto" w:fill="F1F1F0"/>
-              </w:rPr>
-              <w:t xml:space="preserve"> </w:t>
-            </w:r>
-            <w:r>
-              <w:rPr>
-                <w:rFonts w:ascii="Inter var" w:hAnsi="Inter var"/>
-                <w:color w:val="000000"/>
-                <w:shd w:val="clear" w:color="auto" w:fill="F1F1F0"/>
-              </w:rPr>
-              <w:t>Ce passage est important car il montre l'admiration du narrateur pour d'autres écrivains célèbres comme Hemingway et Miller. En évoquant "Paris est une fête" et "Jours tranquilles à Clichy", le narrateur se situe dans une tradition littéraire et exprime son aspiration à capturer la beauté et la complexité de la vie à travers l'écriture.</w:t>
+              <w:rPr>
+                <w:rFonts w:asciiTheme="minorHAnsi" w:hAnsiTheme="minorHAnsi" w:cstheme="minorHAnsi"/>
+                <w:sz w:val="16"/>
+                <w:szCs w:val="16"/>
+              </w:rPr>
+            </w:pPr>
+            <w:r>
+              <w:rPr>
+                <w:rFonts w:asciiTheme="minorHAnsi" w:hAnsiTheme="minorHAnsi" w:cstheme="minorHAnsi"/>
+                <w:sz w:val="16"/>
+                <w:szCs w:val="16"/>
+              </w:rPr>
+              <w:t>-</w:t>
+            </w:r>
+            <w:r>
+              <w:rPr>
+                <w:rFonts w:asciiTheme="minorHAnsi" w:hAnsiTheme="minorHAnsi" w:cstheme="minorHAnsi"/>
+                <w:sz w:val="16"/>
+                <w:szCs w:val="16"/>
+              </w:rPr>
+              <w:t xml:space="preserve"> Ce passage est crucial car il marque un tournant décisif dans la vie du narrateur. En quittant son emploi pour devenir écrivain, il fait un acte de rébellion et de quête de liberté personnelle. La machine à écrire Remington 22 symbolise son engagement envers son nouveau chemin de vie et son désir de s'exprimer à travers l'écriture.</w:t>
+            </w:r>
+          </w:p>
+          <w:p>
+            <w:pPr>
+              <w:rPr>
+                <w:rFonts w:asciiTheme="minorHAnsi" w:hAnsiTheme="minorHAnsi" w:cstheme="minorHAnsi"/>
+                <w:sz w:val="16"/>
+                <w:szCs w:val="16"/>
+              </w:rPr>
+            </w:pPr>
+            <w:r>
+              <w:rPr>
+                <w:rFonts w:asciiTheme="minorHAnsi" w:hAnsiTheme="minorHAnsi" w:cstheme="minorHAnsi"/>
+                <w:sz w:val="16"/>
+                <w:szCs w:val="16"/>
+              </w:rPr>
+              <w:t>-</w:t>
+            </w:r>
+            <w:r>
+              <w:rPr>
+                <w:rFonts w:asciiTheme="minorHAnsi" w:hAnsiTheme="minorHAnsi" w:cstheme="minorHAnsi"/>
+                <w:sz w:val="16"/>
+                <w:szCs w:val="16"/>
+              </w:rPr>
+              <w:t xml:space="preserve"> Ce passage est important car il montre l'admiration du narrateur pour d'autres écrivains célèbres comme Hemingway et Miller. En évoquant "Paris est une fête" et "Jours tranquilles à Clichy", le narrateur se situe dans une tradition littéraire et exprime son aspiration à capturer la beauté et la complexité de la vie à travers l'écriture.</w:t>
             </w:r>
           </w:p>
         </w:tc>
@@ -5375,6 +4916,9 @@
         <w:gridCol w:w="8630"/>
       </w:tblGrid>
       <w:tr>
+        <w:trPr>
+          <w:trHeight w:val="440"/>
+        </w:trPr>
         <w:tc>
           <w:tcPr>
             <w:tcW w:w="8630" w:type="dxa"/>
@@ -5432,9 +4976,7 @@
                 <w:szCs w:val="24"/>
               </w:rPr>
             </w:pPr>
-          </w:p>
-          <w:p>
-            <w:pPr>
+            <w:r>
               <w:rPr>
                 <w:rFonts w:ascii="Cambria" w:hAnsi="Cambria"/>
                 <w:b/>
@@ -5442,84 +4984,8 @@
                 <w:sz w:val="24"/>
                 <w:szCs w:val="24"/>
               </w:rPr>
-            </w:pPr>
-          </w:p>
-          <w:p>
-            <w:pPr>
-              <w:rPr>
-                <w:rFonts w:ascii="Cambria" w:hAnsi="Cambria"/>
-                <w:b/>
-                <w:bCs/>
-                <w:sz w:val="24"/>
-                <w:szCs w:val="24"/>
-              </w:rPr>
-            </w:pPr>
-          </w:p>
-          <w:p>
-            <w:pPr>
-              <w:rPr>
-                <w:rFonts w:ascii="Cambria" w:hAnsi="Cambria"/>
-                <w:b/>
-                <w:bCs/>
-                <w:sz w:val="24"/>
-                <w:szCs w:val="24"/>
-              </w:rPr>
-            </w:pPr>
-          </w:p>
-          <w:p>
-            <w:pPr>
-              <w:rPr>
-                <w:rFonts w:ascii="Cambria" w:hAnsi="Cambria"/>
-                <w:b/>
-                <w:bCs/>
-                <w:sz w:val="24"/>
-                <w:szCs w:val="24"/>
-              </w:rPr>
-            </w:pPr>
-          </w:p>
-          <w:p>
-            <w:pPr>
-              <w:rPr>
-                <w:rFonts w:ascii="Cambria" w:hAnsi="Cambria"/>
-                <w:b/>
-                <w:bCs/>
-                <w:sz w:val="24"/>
-                <w:szCs w:val="24"/>
-              </w:rPr>
-            </w:pPr>
-          </w:p>
-          <w:p>
-            <w:pPr>
-              <w:rPr>
-                <w:rFonts w:ascii="Cambria" w:hAnsi="Cambria"/>
-                <w:b/>
-                <w:bCs/>
-                <w:sz w:val="24"/>
-                <w:szCs w:val="24"/>
-              </w:rPr>
-            </w:pPr>
-          </w:p>
-          <w:p>
-            <w:pPr>
-              <w:rPr>
-                <w:rFonts w:ascii="Cambria" w:hAnsi="Cambria"/>
-                <w:b/>
-                <w:bCs/>
-                <w:sz w:val="24"/>
-                <w:szCs w:val="24"/>
-              </w:rPr>
-            </w:pPr>
-          </w:p>
-          <w:p>
-            <w:pPr>
-              <w:rPr>
-                <w:rFonts w:ascii="Cambria" w:hAnsi="Cambria"/>
-                <w:b/>
-                <w:bCs/>
-                <w:sz w:val="24"/>
-                <w:szCs w:val="24"/>
-              </w:rPr>
-            </w:pPr>
+              <w:t>Je pense que le personnage principal est vraiment captivant. Sa décision de quitter son travail pour devenir écrivain montre son audace et son besoin de s'exprimer. J'admire sa détermination malgré les obstacles. Ses relations avec les autres, comme la secrétaire et les ouvriers, révèlent sa sensibilité et son désir de comprendre le monde.</w:t>
+            </w:r>
           </w:p>
           <w:p>
             <w:pPr>
